--- a/1-Final/操作流程.docx
+++ b/1-Final/操作流程.docx
@@ -8205,29 +8205,21 @@
       </w:r>
       <w:r>
         <w:rPr>
-          <w:rFonts w:hint="eastAsia"/>
-          <w:b/>
-          <w:bCs/>
-          <w:lang w:eastAsia="zh-HK"/>
-        </w:rPr>
-        <w:t>買家</w:t>
-      </w:r>
-      <w:r>
-        <w:rPr>
-          <w:rFonts w:hint="eastAsia"/>
-          <w:b/>
-          <w:bCs/>
-          <w:lang w:eastAsia="zh-HK"/>
-        </w:rPr>
-        <w:t>:</w:t>
-      </w:r>
-    </w:p>
-    <w:p>
-      <w:pPr>
-        <w:rPr>
-          <w:b/>
-        </w:rPr>
-      </w:pPr>
+          <w:b/>
+          <w:bCs/>
+          <w:lang w:eastAsia="zh-HK"/>
+        </w:rPr>
+        <w:t xml:space="preserve">buyer-orders </w:t>
+      </w:r>
+    </w:p>
+    <w:p>
+      <w:pPr>
+        <w:rPr>
+          <w:b/>
+        </w:rPr>
+      </w:pPr>
+      <w:bookmarkStart w:id="0" w:name="_GoBack"/>
+      <w:bookmarkEnd w:id="0"/>
       <w:r>
         <w:rPr>
           <w:b/>
@@ -8303,21 +8295,11 @@
       </w:r>
       <w:r>
         <w:rPr>
-          <w:rFonts w:hint="eastAsia"/>
-          <w:b/>
-          <w:bCs/>
-          <w:lang w:eastAsia="zh-HK"/>
-        </w:rPr>
-        <w:t>版主</w:t>
-      </w:r>
-      <w:r>
-        <w:rPr>
-          <w:rFonts w:hint="eastAsia"/>
-          <w:b/>
-          <w:bCs/>
-          <w:lang w:eastAsia="zh-HK"/>
-        </w:rPr>
-        <w:t>:</w:t>
+          <w:b/>
+          <w:bCs/>
+          <w:lang w:eastAsia="zh-HK"/>
+        </w:rPr>
+        <w:t>admin-product</w:t>
       </w:r>
     </w:p>
     <w:p>
@@ -8389,20 +8371,15 @@
         <w:t>)</w:t>
       </w:r>
       <w:r>
-        <w:rPr>
-          <w:rFonts w:hint="eastAsia"/>
-          <w:b/>
-          <w:bCs/>
-          <w:lang w:eastAsia="zh-HK"/>
-        </w:rPr>
-        <w:t>買家</w:t>
-      </w:r>
-      <w:r>
-        <w:rPr>
-          <w:b/>
-          <w:bCs/>
-        </w:rPr>
-        <w:t>.html</w:t>
+        <w:t xml:space="preserve"> </w:t>
+      </w:r>
+      <w:r>
+        <w:rPr>
+          <w:b/>
+          <w:bCs/>
+          <w:lang w:eastAsia="zh-HK"/>
+        </w:rPr>
+        <w:t>liff-order</w:t>
       </w:r>
     </w:p>
     <w:p>
@@ -8605,20 +8582,10 @@
       </w:r>
       <w:r>
         <w:rPr>
-          <w:rFonts w:hint="eastAsia"/>
-          <w:b/>
-          <w:bCs/>
-        </w:rPr>
-        <w:t>到貨</w:t>
-      </w:r>
-      <w:r>
-        <w:rPr>
-          <w:rFonts w:hint="eastAsia"/>
-          <w:b/>
-          <w:bCs/>
-          <w:lang w:eastAsia="zh-HK"/>
-        </w:rPr>
-        <w:t>標記</w:t>
+          <w:b/>
+          <w:bCs/>
+        </w:rPr>
+        <w:t>admin-arrival</w:t>
       </w:r>
     </w:p>
     <w:p>
@@ -8712,11 +8679,10 @@
       </w:r>
       <w:r>
         <w:rPr>
-          <w:rFonts w:hint="eastAsia"/>
-          <w:b/>
-          <w:bCs/>
-        </w:rPr>
-        <w:t>溢多商品購買區</w:t>
+          <w:b/>
+          <w:bCs/>
+        </w:rPr>
+        <w:t>overstock</w:t>
       </w:r>
     </w:p>
     <w:p>
@@ -8792,15 +8758,15 @@
           <w:bCs/>
           <w:lang w:eastAsia="zh-HK"/>
         </w:rPr>
-        <w:t>我的</w:t>
-      </w:r>
-      <w:r>
-        <w:rPr>
-          <w:rFonts w:hint="eastAsia"/>
-          <w:b/>
-          <w:bCs/>
-        </w:rPr>
-        <w:t>商品詳細</w:t>
+        <w:t>A</w:t>
+      </w:r>
+      <w:r>
+        <w:rPr>
+          <w:b/>
+          <w:bCs/>
+          <w:lang w:eastAsia="zh-HK"/>
+        </w:rPr>
+        <w:t>dmin-orders</w:t>
       </w:r>
     </w:p>
     <w:p>
@@ -8875,7 +8841,7 @@
           <w:b/>
           <w:bCs/>
         </w:rPr>
-        <w:t>現貨清倉統計</w:t>
+        <w:t>Vendor</w:t>
       </w:r>
     </w:p>
     <w:p>
@@ -8952,7 +8918,15 @@
           <w:bCs/>
           <w:lang w:eastAsia="zh-HK"/>
         </w:rPr>
-        <w:t>設定</w:t>
+        <w:t>S</w:t>
+      </w:r>
+      <w:r>
+        <w:rPr>
+          <w:b/>
+          <w:bCs/>
+          <w:lang w:eastAsia="zh-HK"/>
+        </w:rPr>
+        <w:t>etting</w:t>
       </w:r>
     </w:p>
     <w:p>
@@ -9009,8 +8983,6 @@
           <w:bCs/>
         </w:rPr>
       </w:pPr>
-      <w:bookmarkStart w:id="0" w:name="_GoBack"/>
-      <w:bookmarkEnd w:id="0"/>
     </w:p>
     <w:p>
       <w:pPr>
@@ -15165,7 +15137,6 @@
   <w:style w:type="character" w:default="1" w:styleId="a0">
     <w:name w:val="Default Paragraph Font"/>
     <w:uiPriority w:val="1"/>
-    <w:semiHidden/>
     <w:unhideWhenUsed/>
   </w:style>
   <w:style w:type="table" w:default="1" w:styleId="a1">
@@ -15551,7 +15522,7 @@
 </file>
 
 <file path=customXml/itemProps1.xml><?xml version="1.0" encoding="utf-8"?>
-<ds:datastoreItem xmlns:ds="http://schemas.openxmlformats.org/officeDocument/2006/customXml" ds:itemID="{E21B1BE3-32A0-4F41-99E5-598CB4F0030E}">
+<ds:datastoreItem xmlns:ds="http://schemas.openxmlformats.org/officeDocument/2006/customXml" ds:itemID="{6E24325B-18E4-4C6F-BAB8-A23119226432}">
   <ds:schemaRefs>
     <ds:schemaRef ds:uri="http://schemas.openxmlformats.org/officeDocument/2006/bibliography"/>
   </ds:schemaRefs>

--- a/1-Final/操作流程.docx
+++ b/1-Final/操作流程.docx
@@ -8218,8 +8218,6 @@
           <w:b/>
         </w:rPr>
       </w:pPr>
-      <w:bookmarkStart w:id="0" w:name="_GoBack"/>
-      <w:bookmarkEnd w:id="0"/>
       <w:r>
         <w:rPr>
           <w:b/>
@@ -8983,15 +8981,159 @@
           <w:bCs/>
         </w:rPr>
       </w:pPr>
-    </w:p>
-    <w:p>
-      <w:pPr>
-        <w:widowControl/>
-        <w:rPr>
-          <w:b/>
-          <w:bCs/>
-        </w:rPr>
-      </w:pPr>
+      <w:r>
+        <w:rPr>
+          <w:rFonts w:hint="eastAsia"/>
+          <w:b/>
+          <w:bCs/>
+        </w:rPr>
+        <w:t>10</w:t>
+      </w:r>
+      <w:r>
+        <w:rPr>
+          <w:b/>
+          <w:bCs/>
+        </w:rPr>
+        <w:t>)</w:t>
+      </w:r>
+      <w:r>
+        <w:t xml:space="preserve"> </w:t>
+      </w:r>
+      <w:r>
+        <w:rPr>
+          <w:b/>
+          <w:bCs/>
+        </w:rPr>
+        <w:t>admin-add-product</w:t>
+      </w:r>
+    </w:p>
+    <w:p>
+      <w:pPr>
+        <w:rPr>
+          <w:b/>
+          <w:bCs/>
+        </w:rPr>
+      </w:pPr>
+      <w:r>
+        <w:rPr>
+          <w:b/>
+          <w:bCs/>
+        </w:rPr>
+        <w:t>LIFF ID:</w:t>
+      </w:r>
+      <w:r>
+        <w:t xml:space="preserve"> </w:t>
+      </w:r>
+      <w:r>
+        <w:rPr>
+          <w:b/>
+          <w:bCs/>
+        </w:rPr>
+        <w:t>2008857998-ZNTmhd33</w:t>
+      </w:r>
+    </w:p>
+    <w:p>
+      <w:pPr>
+        <w:rPr>
+          <w:b/>
+          <w:bCs/>
+        </w:rPr>
+      </w:pPr>
+      <w:r>
+        <w:rPr>
+          <w:b/>
+          <w:bCs/>
+        </w:rPr>
+        <w:t xml:space="preserve">Endpoint URL: </w:t>
+      </w:r>
+      <w:hyperlink r:id="rId19" w:history="1">
+        <w:r>
+          <w:rPr>
+            <w:rStyle w:val="a3"/>
+            <w:b/>
+            <w:bCs/>
+          </w:rPr>
+          <w:t>https://line-group-buy-bot-api.onrender.com/liff/liff-admin-add-product.html</w:t>
+        </w:r>
+      </w:hyperlink>
+    </w:p>
+    <w:p>
+      <w:pPr>
+        <w:rPr>
+          <w:b/>
+          <w:bCs/>
+        </w:rPr>
+      </w:pPr>
+      <w:r>
+        <w:rPr>
+          <w:b/>
+          <w:bCs/>
+        </w:rPr>
+        <w:t>11)</w:t>
+      </w:r>
+      <w:r>
+        <w:t xml:space="preserve"> </w:t>
+      </w:r>
+      <w:r>
+        <w:rPr>
+          <w:b/>
+          <w:bCs/>
+        </w:rPr>
+        <w:t>liff-admin-dispatch.html</w:t>
+      </w:r>
+    </w:p>
+    <w:p>
+      <w:pPr>
+        <w:rPr>
+          <w:b/>
+          <w:bCs/>
+        </w:rPr>
+      </w:pPr>
+      <w:r>
+        <w:rPr>
+          <w:b/>
+          <w:bCs/>
+        </w:rPr>
+        <w:t xml:space="preserve">LIFF ID: </w:t>
+      </w:r>
+      <w:r>
+        <w:rPr>
+          <w:b/>
+          <w:bCs/>
+        </w:rPr>
+        <w:t>2008857998-qCQWSTKf</w:t>
+      </w:r>
+    </w:p>
+    <w:p>
+      <w:pPr>
+        <w:rPr>
+          <w:b/>
+          <w:bCs/>
+        </w:rPr>
+      </w:pPr>
+      <w:r>
+        <w:rPr>
+          <w:b/>
+          <w:bCs/>
+        </w:rPr>
+        <w:t>Endpoint URL: https://line-group-buy-bot-api.onrender.com/liff/</w:t>
+      </w:r>
+      <w:bookmarkStart w:id="0" w:name="_GoBack"/>
+      <w:r>
+        <w:rPr>
+          <w:b/>
+          <w:bCs/>
+        </w:rPr>
+        <w:t>liff-admin-dispatch.</w:t>
+      </w:r>
+      <w:bookmarkEnd w:id="0"/>
+      <w:r>
+        <w:rPr>
+          <w:b/>
+          <w:bCs/>
+        </w:rPr>
+        <w:t xml:space="preserve">html </w:t>
+      </w:r>
       <w:r>
         <w:rPr>
           <w:b/>
@@ -15522,7 +15664,7 @@
 </file>
 
 <file path=customXml/itemProps1.xml><?xml version="1.0" encoding="utf-8"?>
-<ds:datastoreItem xmlns:ds="http://schemas.openxmlformats.org/officeDocument/2006/customXml" ds:itemID="{6E24325B-18E4-4C6F-BAB8-A23119226432}">
+<ds:datastoreItem xmlns:ds="http://schemas.openxmlformats.org/officeDocument/2006/customXml" ds:itemID="{A8D73380-0D62-4D3C-9B42-8B33647E12F4}">
   <ds:schemaRefs>
     <ds:schemaRef ds:uri="http://schemas.openxmlformats.org/officeDocument/2006/bibliography"/>
   </ds:schemaRefs>

--- a/1-Final/操作流程.docx
+++ b/1-Final/操作流程.docx
@@ -100,7 +100,6 @@
     <w:p>
       <w:pPr>
         <w:rPr>
-          <w:rFonts w:hint="eastAsia"/>
           <w:b/>
           <w:bCs/>
         </w:rPr>
@@ -469,7 +468,6 @@
       <w:pPr>
         <w:ind w:left="1440"/>
         <w:rPr>
-          <w:rFonts w:hint="eastAsia"/>
           <w:b/>
           <w:bCs/>
         </w:rPr>
@@ -839,7 +837,6 @@
     <w:p>
       <w:pPr>
         <w:rPr>
-          <w:rFonts w:hint="eastAsia"/>
           <w:b/>
           <w:bCs/>
         </w:rPr>
@@ -1826,7 +1823,6 @@
     <w:p>
       <w:pPr>
         <w:rPr>
-          <w:rFonts w:hint="eastAsia"/>
           <w:b/>
           <w:bCs/>
           <w:color w:val="0070C0"/>
@@ -2248,9 +2244,6 @@
     <w:p>
       <w:pPr>
         <w:ind w:left="720"/>
-        <w:rPr>
-          <w:rFonts w:hint="eastAsia"/>
-        </w:rPr>
       </w:pPr>
       <w:r>
         <w:rPr>
@@ -2695,7 +2688,6 @@
       <w:pPr>
         <w:ind w:left="1440"/>
         <w:rPr>
-          <w:rFonts w:hint="eastAsia"/>
           <w:b/>
           <w:bCs/>
           <w:lang w:eastAsia="zh-HK"/>
@@ -2888,7 +2880,6 @@
         </w:numPr>
         <w:ind w:leftChars="0"/>
         <w:rPr>
-          <w:rFonts w:hint="eastAsia"/>
           <w:b/>
           <w:bCs/>
         </w:rPr>
@@ -2944,7 +2935,6 @@
         </w:tabs>
         <w:ind w:firstLineChars="172" w:firstLine="413"/>
         <w:rPr>
-          <w:rFonts w:hint="eastAsia"/>
           <w:b/>
           <w:bCs/>
         </w:rPr>
@@ -3991,7 +3981,6 @@
       <w:pPr>
         <w:ind w:firstLineChars="200" w:firstLine="480"/>
         <w:rPr>
-          <w:rFonts w:hint="eastAsia"/>
           <w:b/>
           <w:bCs/>
         </w:rPr>
@@ -4206,7 +4195,6 @@
       <w:pPr>
         <w:ind w:firstLineChars="200" w:firstLine="480"/>
         <w:rPr>
-          <w:rFonts w:hint="eastAsia"/>
           <w:lang w:eastAsia="zh-HK"/>
         </w:rPr>
       </w:pPr>
@@ -4232,8 +4220,6 @@
           <w:bCs/>
         </w:rPr>
       </w:pPr>
-      <w:bookmarkStart w:id="0" w:name="_GoBack"/>
-      <w:bookmarkEnd w:id="0"/>
     </w:p>
     <w:p>
       <w:pPr>
@@ -5891,6 +5877,91 @@
           <w:bCs/>
         </w:rPr>
         <w:t xml:space="preserve">Endpoint URL: https://line-group-buy-bot-api.onrender.com/liff/liff-admin-dispatch.html </w:t>
+      </w:r>
+    </w:p>
+    <w:p>
+      <w:pPr>
+        <w:rPr>
+          <w:b/>
+          <w:bCs/>
+        </w:rPr>
+      </w:pPr>
+      <w:r>
+        <w:rPr>
+          <w:b/>
+          <w:bCs/>
+        </w:rPr>
+        <w:t>12)</w:t>
+      </w:r>
+      <w:r>
+        <w:t xml:space="preserve"> </w:t>
+      </w:r>
+      <w:r>
+        <w:rPr>
+          <w:b/>
+          <w:bCs/>
+        </w:rPr>
+        <w:t>liff-admin-vendor</w:t>
+      </w:r>
+      <w:r>
+        <w:rPr>
+          <w:b/>
+          <w:bCs/>
+        </w:rPr>
+        <w:t>.html</w:t>
+      </w:r>
+    </w:p>
+    <w:p>
+      <w:pPr>
+        <w:rPr>
+          <w:b/>
+          <w:bCs/>
+        </w:rPr>
+      </w:pPr>
+      <w:r>
+        <w:rPr>
+          <w:b/>
+          <w:bCs/>
+        </w:rPr>
+        <w:t xml:space="preserve">LIFF ID: </w:t>
+      </w:r>
+      <w:r>
+        <w:rPr>
+          <w:b/>
+          <w:bCs/>
+        </w:rPr>
+        <w:t>2008857998-qOI2DqCC</w:t>
+      </w:r>
+      <w:bookmarkStart w:id="0" w:name="_GoBack"/>
+      <w:bookmarkEnd w:id="0"/>
+    </w:p>
+    <w:p>
+      <w:pPr>
+        <w:rPr>
+          <w:b/>
+          <w:bCs/>
+        </w:rPr>
+      </w:pPr>
+      <w:r>
+        <w:rPr>
+          <w:b/>
+          <w:bCs/>
+        </w:rPr>
+        <w:t>Endpoint URL: https://line-group</w:t>
+      </w:r>
+      <w:r>
+        <w:rPr>
+          <w:b/>
+          <w:bCs/>
+        </w:rPr>
+        <w:t>-buy-bot-api.onrender.com/liff/</w:t>
+      </w:r>
+      <w:r>
+        <w:rPr>
+          <w:b/>
+          <w:bCs/>
+        </w:rPr>
+        <w:t xml:space="preserve">liff-admin-vendor.html </w:t>
       </w:r>
       <w:r>
         <w:rPr>
@@ -12835,7 +12906,7 @@
 </file>
 
 <file path=customXml/itemProps1.xml><?xml version="1.0" encoding="utf-8"?>
-<ds:datastoreItem xmlns:ds="http://schemas.openxmlformats.org/officeDocument/2006/customXml" ds:itemID="{21A7E987-F8C0-4770-9D0E-1A5016EC4F42}">
+<ds:datastoreItem xmlns:ds="http://schemas.openxmlformats.org/officeDocument/2006/customXml" ds:itemID="{8DB10564-1964-4276-9658-29AAAE64C603}">
   <ds:schemaRefs>
     <ds:schemaRef ds:uri="http://schemas.openxmlformats.org/officeDocument/2006/bibliography"/>
   </ds:schemaRefs>

--- a/1-Final/操作流程.docx
+++ b/1-Final/操作流程.docx
@@ -5901,39 +5901,46 @@
           <w:b/>
           <w:bCs/>
         </w:rPr>
-        <w:t>liff-admin-vendor</w:t>
-      </w:r>
-      <w:r>
-        <w:rPr>
-          <w:b/>
-          <w:bCs/>
-        </w:rPr>
-        <w:t>.html</w:t>
-      </w:r>
-    </w:p>
-    <w:p>
-      <w:pPr>
-        <w:rPr>
-          <w:b/>
-          <w:bCs/>
-        </w:rPr>
-      </w:pPr>
-      <w:r>
-        <w:rPr>
-          <w:b/>
-          <w:bCs/>
-        </w:rPr>
-        <w:t xml:space="preserve">LIFF ID: </w:t>
-      </w:r>
-      <w:r>
-        <w:rPr>
-          <w:b/>
-          <w:bCs/>
-        </w:rPr>
-        <w:t>2008857998-qOI2DqCC</w:t>
+        <w:t>product-detail</w:t>
+      </w:r>
+      <w:r>
+        <w:rPr>
+          <w:b/>
+          <w:bCs/>
+        </w:rPr>
+        <w:t>.</w:t>
       </w:r>
       <w:bookmarkStart w:id="0" w:name="_GoBack"/>
       <w:bookmarkEnd w:id="0"/>
+      <w:r>
+        <w:rPr>
+          <w:b/>
+          <w:bCs/>
+        </w:rPr>
+        <w:t>html</w:t>
+      </w:r>
+    </w:p>
+    <w:p>
+      <w:pPr>
+        <w:rPr>
+          <w:b/>
+          <w:bCs/>
+        </w:rPr>
+      </w:pPr>
+      <w:r>
+        <w:rPr>
+          <w:b/>
+          <w:bCs/>
+        </w:rPr>
+        <w:t xml:space="preserve">LIFF ID: </w:t>
+      </w:r>
+      <w:r>
+        <w:rPr>
+          <w:b/>
+          <w:bCs/>
+        </w:rPr>
+        <w:t>2008857998-qOI2DqCC</w:t>
+      </w:r>
     </w:p>
     <w:p>
       <w:pPr>
@@ -5961,7 +5968,21 @@
           <w:b/>
           <w:bCs/>
         </w:rPr>
-        <w:t xml:space="preserve">liff-admin-vendor.html </w:t>
+        <w:t>product-detail</w:t>
+      </w:r>
+      <w:r>
+        <w:rPr>
+          <w:b/>
+          <w:bCs/>
+        </w:rPr>
+        <w:t>.</w:t>
+      </w:r>
+      <w:r>
+        <w:rPr>
+          <w:b/>
+          <w:bCs/>
+        </w:rPr>
+        <w:t xml:space="preserve">html </w:t>
       </w:r>
       <w:r>
         <w:rPr>
@@ -12906,7 +12927,7 @@
 </file>
 
 <file path=customXml/itemProps1.xml><?xml version="1.0" encoding="utf-8"?>
-<ds:datastoreItem xmlns:ds="http://schemas.openxmlformats.org/officeDocument/2006/customXml" ds:itemID="{8DB10564-1964-4276-9658-29AAAE64C603}">
+<ds:datastoreItem xmlns:ds="http://schemas.openxmlformats.org/officeDocument/2006/customXml" ds:itemID="{86ABDF82-45DF-42FC-8FE2-C06E54F01125}">
   <ds:schemaRefs>
     <ds:schemaRef ds:uri="http://schemas.openxmlformats.org/officeDocument/2006/bibliography"/>
   </ds:schemaRefs>

--- a/1-Final/操作流程.docx
+++ b/1-Final/操作流程.docx
@@ -5118,7 +5118,7 @@
             <w:b/>
             <w:bCs/>
           </w:rPr>
-          <w:t>https://line-group-buy-bot-api.onrender.com/liff/liff-admin-product.html</w:t>
+          <w:t>https://line-group-buy-bot-api.onrender.com/liff/liff-admin-products.html</w:t>
         </w:r>
       </w:hyperlink>
     </w:p>
@@ -5215,6 +5215,8 @@
           <w:t>https://line-group-buy-bot-api.onrender.com/liff/liff-order.html</w:t>
         </w:r>
       </w:hyperlink>
+      <w:bookmarkStart w:id="0" w:name="_GoBack"/>
+      <w:bookmarkEnd w:id="0"/>
     </w:p>
     <w:p>
       <w:pPr>
@@ -5910,8 +5912,6 @@
         </w:rPr>
         <w:t>.</w:t>
       </w:r>
-      <w:bookmarkStart w:id="0" w:name="_GoBack"/>
-      <w:bookmarkEnd w:id="0"/>
       <w:r>
         <w:rPr>
           <w:b/>
@@ -5932,14 +5932,7 @@
           <w:b/>
           <w:bCs/>
         </w:rPr>
-        <w:t xml:space="preserve">LIFF ID: </w:t>
-      </w:r>
-      <w:r>
-        <w:rPr>
-          <w:b/>
-          <w:bCs/>
-        </w:rPr>
-        <w:t>2008857998-qOI2DqCC</w:t>
+        <w:t>LIFF ID: 2008857998-qOI2DqCC</w:t>
       </w:r>
     </w:p>
     <w:p>
@@ -12927,7 +12920,7 @@
 </file>
 
 <file path=customXml/itemProps1.xml><?xml version="1.0" encoding="utf-8"?>
-<ds:datastoreItem xmlns:ds="http://schemas.openxmlformats.org/officeDocument/2006/customXml" ds:itemID="{86ABDF82-45DF-42FC-8FE2-C06E54F01125}">
+<ds:datastoreItem xmlns:ds="http://schemas.openxmlformats.org/officeDocument/2006/customXml" ds:itemID="{8DE41303-0F70-4549-B0AA-1EA3392B7DE6}">
   <ds:schemaRefs>
     <ds:schemaRef ds:uri="http://schemas.openxmlformats.org/officeDocument/2006/bibliography"/>
   </ds:schemaRefs>

--- a/1-Final/操作流程.docx
+++ b/1-Final/操作流程.docx
@@ -5215,8 +5215,6 @@
           <w:t>https://line-group-buy-bot-api.onrender.com/liff/liff-order.html</w:t>
         </w:r>
       </w:hyperlink>
-      <w:bookmarkStart w:id="0" w:name="_GoBack"/>
-      <w:bookmarkEnd w:id="0"/>
     </w:p>
     <w:p>
       <w:pPr>
@@ -5956,6 +5954,15 @@
         </w:rPr>
         <w:t>-buy-bot-api.onrender.com/liff/</w:t>
       </w:r>
+      <w:r>
+        <w:rPr>
+          <w:b/>
+          <w:bCs/>
+        </w:rPr>
+        <w:t>liff-</w:t>
+      </w:r>
+      <w:bookmarkStart w:id="0" w:name="_GoBack"/>
+      <w:bookmarkEnd w:id="0"/>
       <w:r>
         <w:rPr>
           <w:b/>
@@ -12920,7 +12927,7 @@
 </file>
 
 <file path=customXml/itemProps1.xml><?xml version="1.0" encoding="utf-8"?>
-<ds:datastoreItem xmlns:ds="http://schemas.openxmlformats.org/officeDocument/2006/customXml" ds:itemID="{8DE41303-0F70-4549-B0AA-1EA3392B7DE6}">
+<ds:datastoreItem xmlns:ds="http://schemas.openxmlformats.org/officeDocument/2006/customXml" ds:itemID="{51893F21-1814-4312-82A6-3AA4D747067E}">
   <ds:schemaRefs>
     <ds:schemaRef ds:uri="http://schemas.openxmlformats.org/officeDocument/2006/bibliography"/>
   </ds:schemaRefs>

--- a/1-Final/操作流程.docx
+++ b/1-Final/操作流程.docx
@@ -5961,2638 +5961,148 @@
         </w:rPr>
         <w:t>liff-</w:t>
       </w:r>
+      <w:r>
+        <w:rPr>
+          <w:b/>
+          <w:bCs/>
+        </w:rPr>
+        <w:t>product-detail</w:t>
+      </w:r>
+      <w:r>
+        <w:rPr>
+          <w:b/>
+          <w:bCs/>
+        </w:rPr>
+        <w:t>.</w:t>
+      </w:r>
+      <w:r>
+        <w:rPr>
+          <w:b/>
+          <w:bCs/>
+        </w:rPr>
+        <w:t xml:space="preserve">html </w:t>
+      </w:r>
+      <w:r>
+        <w:rPr>
+          <w:b/>
+          <w:bCs/>
+        </w:rPr>
+        <w:br w:type="page"/>
+      </w:r>
+    </w:p>
+    <w:p>
+      <w:pPr>
+        <w:rPr>
+          <w:b/>
+          <w:bCs/>
+        </w:rPr>
+      </w:pPr>
+    </w:p>
+    <w:p>
+      <w:pPr>
+        <w:rPr>
+          <w:rFonts w:hint="eastAsia"/>
+          <w:b/>
+          <w:bCs/>
+        </w:rPr>
+      </w:pPr>
+      <w:r>
+        <w:rPr>
+          <w:rFonts w:hint="eastAsia"/>
+          <w:b/>
+          <w:bCs/>
+        </w:rPr>
+        <w:t>請執行：</w:t>
+      </w:r>
+    </w:p>
+    <w:p>
+      <w:pPr>
+        <w:rPr>
+          <w:b/>
+          <w:bCs/>
+        </w:rPr>
+      </w:pPr>
+    </w:p>
+    <w:p>
+      <w:pPr>
+        <w:rPr>
+          <w:b/>
+          <w:bCs/>
+        </w:rPr>
+      </w:pPr>
+      <w:r>
+        <w:rPr>
+          <w:b/>
+          <w:bCs/>
+        </w:rPr>
+        <w:t>git add .</w:t>
+      </w:r>
+    </w:p>
+    <w:p>
+      <w:pPr>
+        <w:rPr>
+          <w:b/>
+          <w:bCs/>
+        </w:rPr>
+      </w:pPr>
+    </w:p>
+    <w:p>
+      <w:pPr>
+        <w:rPr>
+          <w:rFonts w:hint="eastAsia"/>
+          <w:b/>
+          <w:bCs/>
+        </w:rPr>
+      </w:pPr>
+      <w:r>
+        <w:rPr>
+          <w:rFonts w:hint="eastAsia"/>
+          <w:b/>
+          <w:bCs/>
+        </w:rPr>
+        <w:t>git commit -m "</w:t>
+      </w:r>
+      <w:r>
+        <w:rPr>
+          <w:rFonts w:hint="eastAsia"/>
+          <w:b/>
+          <w:bCs/>
+        </w:rPr>
+        <w:t>修正下單頁顏色規格拆分邏輯</w:t>
+      </w:r>
+      <w:r>
+        <w:rPr>
+          <w:rFonts w:hint="eastAsia"/>
+          <w:b/>
+          <w:bCs/>
+        </w:rPr>
+        <w:t>"</w:t>
+      </w:r>
+    </w:p>
+    <w:p>
+      <w:pPr>
+        <w:rPr>
+          <w:b/>
+          <w:bCs/>
+        </w:rPr>
+      </w:pPr>
+    </w:p>
+    <w:p>
+      <w:pPr>
+        <w:rPr>
+          <w:b/>
+          <w:bCs/>
+        </w:rPr>
+      </w:pPr>
+      <w:r>
+        <w:rPr>
+          <w:b/>
+          <w:bCs/>
+        </w:rPr>
+        <w:t>git push</w:t>
+      </w:r>
       <w:bookmarkStart w:id="0" w:name="_GoBack"/>
       <w:bookmarkEnd w:id="0"/>
-      <w:r>
-        <w:rPr>
-          <w:b/>
-          <w:bCs/>
-        </w:rPr>
-        <w:t>product-detail</w:t>
-      </w:r>
-      <w:r>
-        <w:rPr>
-          <w:b/>
-          <w:bCs/>
-        </w:rPr>
-        <w:t>.</w:t>
-      </w:r>
-      <w:r>
-        <w:rPr>
-          <w:b/>
-          <w:bCs/>
-        </w:rPr>
-        <w:t xml:space="preserve">html </w:t>
-      </w:r>
-      <w:r>
-        <w:rPr>
-          <w:b/>
-          <w:bCs/>
-        </w:rPr>
-        <w:br w:type="page"/>
-      </w:r>
-    </w:p>
-    <w:p>
-      <w:pPr>
-        <w:rPr>
-          <w:b/>
-          <w:bCs/>
-        </w:rPr>
-      </w:pPr>
-    </w:p>
-    <w:p>
-      <w:pPr>
-        <w:rPr>
-          <w:b/>
-          <w:bCs/>
-          <w:lang w:eastAsia="zh-HK"/>
-        </w:rPr>
-      </w:pPr>
-      <w:r>
-        <w:rPr>
-          <w:rFonts w:hint="eastAsia"/>
-          <w:b/>
-          <w:bCs/>
-        </w:rPr>
-        <w:t>1)</w:t>
-      </w:r>
-      <w:r>
-        <w:rPr>
-          <w:rFonts w:hint="eastAsia"/>
-          <w:b/>
-          <w:bCs/>
-        </w:rPr>
-        <w:t xml:space="preserve"> </w:t>
-      </w:r>
-      <w:r>
-        <w:rPr>
-          <w:b/>
-          <w:bCs/>
-        </w:rPr>
-        <w:t>sheetService.js</w:t>
-      </w:r>
-      <w:r>
-        <w:rPr>
-          <w:rFonts w:hint="eastAsia"/>
-          <w:b/>
-          <w:bCs/>
-          <w:lang w:eastAsia="zh-HK"/>
-        </w:rPr>
-        <w:t>及</w:t>
-      </w:r>
-      <w:r>
-        <w:rPr>
-          <w:b/>
-          <w:bCs/>
-          <w:lang w:eastAsia="zh-HK"/>
-        </w:rPr>
-        <w:t>sheetService.js</w:t>
-      </w:r>
-      <w:r>
-        <w:rPr>
-          <w:rFonts w:hint="eastAsia"/>
-          <w:b/>
-          <w:bCs/>
-          <w:lang w:eastAsia="zh-HK"/>
-        </w:rPr>
-        <w:t>請給完整覆蓋檔</w:t>
-      </w:r>
-    </w:p>
-    <w:p>
-      <w:pPr>
-        <w:rPr>
-          <w:b/>
-          <w:bCs/>
-          <w:lang w:eastAsia="zh-HK"/>
-        </w:rPr>
-      </w:pPr>
-      <w:r>
-        <w:rPr>
-          <w:b/>
-          <w:bCs/>
-          <w:lang w:eastAsia="zh-HK"/>
-        </w:rPr>
-        <w:t xml:space="preserve">2) </w:t>
-      </w:r>
-      <w:r>
-        <w:rPr>
-          <w:rFonts w:hint="eastAsia"/>
-          <w:b/>
-          <w:bCs/>
-          <w:lang w:eastAsia="zh-HK"/>
-        </w:rPr>
-        <w:t>之前給的欄位順序</w:t>
-      </w:r>
-      <w:r>
-        <w:rPr>
-          <w:rFonts w:hint="eastAsia"/>
-          <w:b/>
-          <w:bCs/>
-          <w:lang w:eastAsia="zh-HK"/>
-        </w:rPr>
-        <w:t>如下請確認</w:t>
-      </w:r>
-    </w:p>
-    <w:p>
-      <w:pPr>
-        <w:rPr>
-          <w:b/>
-          <w:bCs/>
-          <w:lang w:eastAsia="zh-HK"/>
-        </w:rPr>
-      </w:pPr>
-      <w:r>
-        <w:rPr>
-          <w:b/>
-          <w:bCs/>
-          <w:lang w:eastAsia="zh-HK"/>
-        </w:rPr>
-        <w:t xml:space="preserve">  </w:t>
-      </w:r>
-      <w:r>
-        <w:rPr>
-          <w:b/>
-          <w:bCs/>
-          <w:u w:val="single"/>
-          <w:lang w:eastAsia="zh-HK"/>
-        </w:rPr>
-        <w:t>P</w:t>
-      </w:r>
-      <w:r>
-        <w:rPr>
-          <w:rFonts w:hint="eastAsia"/>
-          <w:b/>
-          <w:bCs/>
-          <w:u w:val="single"/>
-          <w:lang w:eastAsia="zh-HK"/>
-        </w:rPr>
-        <w:t>r</w:t>
-      </w:r>
-      <w:r>
-        <w:rPr>
-          <w:b/>
-          <w:bCs/>
-          <w:u w:val="single"/>
-          <w:lang w:eastAsia="zh-HK"/>
-        </w:rPr>
-        <w:t>oducts:</w:t>
-      </w:r>
-      <w:r>
-        <w:rPr>
-          <w:b/>
-          <w:bCs/>
-          <w:lang w:eastAsia="zh-HK"/>
-        </w:rPr>
-        <w:t xml:space="preserve"> A:</w:t>
-      </w:r>
-      <w:r>
-        <w:rPr>
-          <w:rFonts w:hint="eastAsia"/>
-        </w:rPr>
-        <w:t xml:space="preserve"> </w:t>
-      </w:r>
-      <w:r>
-        <w:rPr>
-          <w:rFonts w:hint="eastAsia"/>
-          <w:b/>
-          <w:bCs/>
-          <w:lang w:eastAsia="zh-HK"/>
-        </w:rPr>
-        <w:t>商品代碼</w:t>
-      </w:r>
-      <w:r>
-        <w:rPr>
-          <w:rFonts w:hint="eastAsia"/>
-          <w:b/>
-          <w:bCs/>
-          <w:lang w:eastAsia="zh-HK"/>
-        </w:rPr>
-        <w:t>B</w:t>
-      </w:r>
-      <w:r>
-        <w:rPr>
-          <w:b/>
-          <w:bCs/>
-          <w:lang w:eastAsia="zh-HK"/>
-        </w:rPr>
-        <w:t>:</w:t>
-      </w:r>
-      <w:r>
-        <w:rPr>
-          <w:rFonts w:hint="eastAsia"/>
-        </w:rPr>
-        <w:t xml:space="preserve"> </w:t>
-      </w:r>
-      <w:r>
-        <w:rPr>
-          <w:rFonts w:hint="eastAsia"/>
-          <w:b/>
-          <w:bCs/>
-          <w:lang w:eastAsia="zh-HK"/>
-        </w:rPr>
-        <w:t>商品名稱</w:t>
-      </w:r>
-      <w:r>
-        <w:rPr>
-          <w:rFonts w:hint="eastAsia"/>
-          <w:b/>
-          <w:bCs/>
-          <w:lang w:eastAsia="zh-HK"/>
-        </w:rPr>
-        <w:t>C</w:t>
-      </w:r>
-      <w:r>
-        <w:rPr>
-          <w:b/>
-          <w:bCs/>
-          <w:lang w:eastAsia="zh-HK"/>
-        </w:rPr>
-        <w:t>:</w:t>
-      </w:r>
-      <w:r>
-        <w:rPr>
-          <w:rFonts w:hint="eastAsia"/>
-        </w:rPr>
-        <w:t xml:space="preserve"> </w:t>
-      </w:r>
-      <w:r>
-        <w:rPr>
-          <w:rFonts w:hint="eastAsia"/>
-          <w:b/>
-          <w:bCs/>
-          <w:lang w:eastAsia="zh-HK"/>
-        </w:rPr>
-        <w:t>顏色對照</w:t>
-      </w:r>
-      <w:r>
-        <w:rPr>
-          <w:rFonts w:hint="eastAsia"/>
-          <w:b/>
-          <w:bCs/>
-          <w:lang w:eastAsia="zh-HK"/>
-        </w:rPr>
-        <w:t>D</w:t>
-      </w:r>
-      <w:r>
-        <w:rPr>
-          <w:b/>
-          <w:bCs/>
-          <w:lang w:eastAsia="zh-HK"/>
-        </w:rPr>
-        <w:t>:</w:t>
-      </w:r>
-      <w:r>
-        <w:rPr>
-          <w:rFonts w:hint="eastAsia"/>
-        </w:rPr>
-        <w:t xml:space="preserve"> </w:t>
-      </w:r>
-      <w:r>
-        <w:rPr>
-          <w:rFonts w:hint="eastAsia"/>
-          <w:b/>
-          <w:bCs/>
-          <w:lang w:eastAsia="zh-HK"/>
-        </w:rPr>
-        <w:t>價錢</w:t>
-      </w:r>
-      <w:r>
-        <w:rPr>
-          <w:rFonts w:hint="eastAsia"/>
-          <w:b/>
-          <w:bCs/>
-          <w:lang w:eastAsia="zh-HK"/>
-        </w:rPr>
-        <w:t>E</w:t>
-      </w:r>
-      <w:r>
-        <w:rPr>
-          <w:b/>
-          <w:bCs/>
-          <w:lang w:eastAsia="zh-HK"/>
-        </w:rPr>
-        <w:t>:</w:t>
-      </w:r>
-      <w:r>
-        <w:rPr>
-          <w:rFonts w:hint="eastAsia"/>
-        </w:rPr>
-        <w:t xml:space="preserve"> </w:t>
-      </w:r>
-      <w:r>
-        <w:rPr>
-          <w:rFonts w:hint="eastAsia"/>
-          <w:b/>
-          <w:bCs/>
-          <w:lang w:eastAsia="zh-HK"/>
-        </w:rPr>
-        <w:t>是否上架</w:t>
-      </w:r>
-      <w:r>
-        <w:rPr>
-          <w:rFonts w:hint="eastAsia"/>
-          <w:b/>
-          <w:bCs/>
-          <w:lang w:eastAsia="zh-HK"/>
-        </w:rPr>
-        <w:t>F</w:t>
-      </w:r>
-      <w:r>
-        <w:rPr>
-          <w:b/>
-          <w:bCs/>
-          <w:lang w:eastAsia="zh-HK"/>
-        </w:rPr>
-        <w:t>:</w:t>
-      </w:r>
-      <w:r>
-        <w:rPr>
-          <w:rFonts w:hint="eastAsia"/>
-        </w:rPr>
-        <w:t xml:space="preserve"> </w:t>
-      </w:r>
-      <w:r>
-        <w:rPr>
-          <w:rFonts w:hint="eastAsia"/>
-          <w:b/>
-          <w:bCs/>
-          <w:lang w:eastAsia="zh-HK"/>
-        </w:rPr>
-        <w:t>結單日</w:t>
-      </w:r>
-      <w:r>
-        <w:rPr>
-          <w:rFonts w:hint="eastAsia"/>
-          <w:b/>
-          <w:bCs/>
-          <w:lang w:eastAsia="zh-HK"/>
-        </w:rPr>
-        <w:t>G</w:t>
-      </w:r>
-      <w:r>
-        <w:rPr>
-          <w:b/>
-          <w:bCs/>
-          <w:lang w:eastAsia="zh-HK"/>
-        </w:rPr>
-        <w:t>:</w:t>
-      </w:r>
-      <w:r>
-        <w:rPr>
-          <w:rFonts w:hint="eastAsia"/>
-        </w:rPr>
-        <w:t xml:space="preserve"> </w:t>
-      </w:r>
-      <w:r>
-        <w:rPr>
-          <w:rFonts w:hint="eastAsia"/>
-          <w:b/>
-          <w:bCs/>
-          <w:lang w:eastAsia="zh-HK"/>
-        </w:rPr>
-        <w:t>已提醒</w:t>
-      </w:r>
-    </w:p>
-    <w:p>
-      <w:pPr>
-        <w:ind w:firstLineChars="100" w:firstLine="240"/>
-        <w:rPr>
-          <w:b/>
-          <w:bCs/>
-          <w:lang w:eastAsia="zh-HK"/>
-        </w:rPr>
-      </w:pPr>
-      <w:r>
-        <w:rPr>
-          <w:b/>
-          <w:bCs/>
-          <w:u w:val="single"/>
-          <w:lang w:eastAsia="zh-HK"/>
-        </w:rPr>
-        <w:t>Order</w:t>
-      </w:r>
-      <w:r>
-        <w:rPr>
-          <w:b/>
-          <w:bCs/>
-          <w:u w:val="single"/>
-          <w:lang w:eastAsia="zh-HK"/>
-        </w:rPr>
-        <w:t>s:</w:t>
-      </w:r>
-      <w:r>
-        <w:rPr>
-          <w:b/>
-          <w:bCs/>
-          <w:lang w:eastAsia="zh-HK"/>
-        </w:rPr>
-        <w:t xml:space="preserve"> A:</w:t>
-      </w:r>
-      <w:r>
-        <w:rPr>
-          <w:rFonts w:hint="eastAsia"/>
-          <w:b/>
-          <w:bCs/>
-          <w:lang w:eastAsia="zh-HK"/>
-        </w:rPr>
-        <w:t xml:space="preserve"> </w:t>
-      </w:r>
-      <w:r>
-        <w:rPr>
-          <w:b/>
-          <w:bCs/>
-          <w:lang w:eastAsia="zh-HK"/>
-        </w:rPr>
-        <w:t>LINE ID</w:t>
-      </w:r>
-      <w:r>
-        <w:rPr>
-          <w:rFonts w:hint="eastAsia"/>
-          <w:b/>
-          <w:bCs/>
-          <w:lang w:eastAsia="zh-HK"/>
-        </w:rPr>
-        <w:t xml:space="preserve"> B</w:t>
-      </w:r>
-      <w:r>
-        <w:rPr>
-          <w:b/>
-          <w:bCs/>
-          <w:lang w:eastAsia="zh-HK"/>
-        </w:rPr>
-        <w:t>:</w:t>
-      </w:r>
-      <w:r>
-        <w:rPr>
-          <w:rFonts w:hint="eastAsia"/>
-          <w:b/>
-          <w:bCs/>
-          <w:lang w:eastAsia="zh-HK"/>
-        </w:rPr>
-        <w:t xml:space="preserve"> </w:t>
-      </w:r>
-      <w:r>
-        <w:rPr>
-          <w:rFonts w:hint="eastAsia"/>
-          <w:b/>
-          <w:bCs/>
-          <w:lang w:eastAsia="zh-HK"/>
-        </w:rPr>
-        <w:t>群友名稱</w:t>
-      </w:r>
-      <w:r>
-        <w:rPr>
-          <w:rFonts w:hint="eastAsia"/>
-          <w:b/>
-          <w:bCs/>
-          <w:lang w:eastAsia="zh-HK"/>
-        </w:rPr>
-        <w:t>C</w:t>
-      </w:r>
-      <w:r>
-        <w:rPr>
-          <w:b/>
-          <w:bCs/>
-          <w:lang w:eastAsia="zh-HK"/>
-        </w:rPr>
-        <w:t>:</w:t>
-      </w:r>
-      <w:r>
-        <w:rPr>
-          <w:rFonts w:hint="eastAsia"/>
-          <w:b/>
-          <w:bCs/>
-          <w:lang w:eastAsia="zh-HK"/>
-        </w:rPr>
-        <w:t xml:space="preserve"> </w:t>
-      </w:r>
-      <w:r>
-        <w:rPr>
-          <w:rFonts w:hint="eastAsia"/>
-          <w:b/>
-          <w:bCs/>
-          <w:lang w:eastAsia="zh-HK"/>
-        </w:rPr>
-        <w:t>商品代碼</w:t>
-      </w:r>
-      <w:r>
-        <w:rPr>
-          <w:rFonts w:hint="eastAsia"/>
-          <w:b/>
-          <w:bCs/>
-          <w:lang w:eastAsia="zh-HK"/>
-        </w:rPr>
-        <w:t>D</w:t>
-      </w:r>
-      <w:r>
-        <w:rPr>
-          <w:b/>
-          <w:bCs/>
-          <w:lang w:eastAsia="zh-HK"/>
-        </w:rPr>
-        <w:t>:</w:t>
-      </w:r>
-      <w:r>
-        <w:rPr>
-          <w:rFonts w:hint="eastAsia"/>
-          <w:b/>
-          <w:bCs/>
-          <w:lang w:eastAsia="zh-HK"/>
-        </w:rPr>
-        <w:t xml:space="preserve"> </w:t>
-      </w:r>
-      <w:r>
-        <w:rPr>
-          <w:rFonts w:hint="eastAsia"/>
-          <w:b/>
-          <w:bCs/>
-          <w:lang w:eastAsia="zh-HK"/>
-        </w:rPr>
-        <w:t>商品名稱</w:t>
-      </w:r>
-      <w:r>
-        <w:rPr>
-          <w:rFonts w:hint="eastAsia"/>
-          <w:b/>
-          <w:bCs/>
-          <w:lang w:eastAsia="zh-HK"/>
-        </w:rPr>
-        <w:t>E</w:t>
-      </w:r>
-      <w:r>
-        <w:rPr>
-          <w:b/>
-          <w:bCs/>
-          <w:lang w:eastAsia="zh-HK"/>
-        </w:rPr>
-        <w:t>:</w:t>
-      </w:r>
-      <w:r>
-        <w:rPr>
-          <w:rFonts w:hint="eastAsia"/>
-          <w:b/>
-          <w:bCs/>
-          <w:lang w:eastAsia="zh-HK"/>
-        </w:rPr>
-        <w:t xml:space="preserve"> </w:t>
-      </w:r>
-      <w:r>
-        <w:rPr>
-          <w:rFonts w:hint="eastAsia"/>
-          <w:b/>
-          <w:bCs/>
-          <w:lang w:eastAsia="zh-HK"/>
-        </w:rPr>
-        <w:t>顏色代號</w:t>
-      </w:r>
-      <w:r>
-        <w:rPr>
-          <w:rFonts w:hint="eastAsia"/>
-          <w:b/>
-          <w:bCs/>
-          <w:lang w:eastAsia="zh-HK"/>
-        </w:rPr>
-        <w:t>F</w:t>
-      </w:r>
-      <w:r>
-        <w:rPr>
-          <w:b/>
-          <w:bCs/>
-          <w:lang w:eastAsia="zh-HK"/>
-        </w:rPr>
-        <w:t>:</w:t>
-      </w:r>
-      <w:r>
-        <w:rPr>
-          <w:rFonts w:hint="eastAsia"/>
-        </w:rPr>
-        <w:t xml:space="preserve"> </w:t>
-      </w:r>
-      <w:r>
-        <w:rPr>
-          <w:rFonts w:hint="eastAsia"/>
-          <w:b/>
-          <w:bCs/>
-          <w:lang w:eastAsia="zh-HK"/>
-        </w:rPr>
-        <w:t>尺寸</w:t>
-      </w:r>
-      <w:r>
-        <w:rPr>
-          <w:rFonts w:hint="eastAsia"/>
-          <w:b/>
-          <w:bCs/>
-          <w:lang w:eastAsia="zh-HK"/>
-        </w:rPr>
-        <w:t>G</w:t>
-      </w:r>
-      <w:r>
-        <w:rPr>
-          <w:b/>
-          <w:bCs/>
-          <w:lang w:eastAsia="zh-HK"/>
-        </w:rPr>
-        <w:t>:</w:t>
-      </w:r>
-      <w:r>
-        <w:rPr>
-          <w:rFonts w:hint="eastAsia"/>
-          <w:b/>
-          <w:bCs/>
-          <w:lang w:eastAsia="zh-HK"/>
-        </w:rPr>
-        <w:t xml:space="preserve"> </w:t>
-      </w:r>
-      <w:r>
-        <w:rPr>
-          <w:rFonts w:hint="eastAsia"/>
-          <w:b/>
-          <w:bCs/>
-          <w:lang w:eastAsia="zh-HK"/>
-        </w:rPr>
-        <w:t>數量</w:t>
-      </w:r>
-      <w:r>
-        <w:rPr>
-          <w:rFonts w:hint="eastAsia"/>
-          <w:b/>
-          <w:bCs/>
-          <w:lang w:eastAsia="zh-HK"/>
-        </w:rPr>
-        <w:t>H:</w:t>
-      </w:r>
-      <w:r>
-        <w:rPr>
-          <w:rFonts w:hint="eastAsia"/>
-        </w:rPr>
-        <w:t xml:space="preserve"> </w:t>
-      </w:r>
-      <w:r>
-        <w:rPr>
-          <w:rFonts w:hint="eastAsia"/>
-          <w:b/>
-          <w:bCs/>
-          <w:lang w:eastAsia="zh-HK"/>
-        </w:rPr>
-        <w:t>單價</w:t>
-      </w:r>
-      <w:r>
-        <w:rPr>
-          <w:rFonts w:hint="eastAsia"/>
-          <w:b/>
-          <w:bCs/>
-          <w:lang w:eastAsia="zh-HK"/>
-        </w:rPr>
-        <w:t>I:</w:t>
-      </w:r>
-      <w:r>
-        <w:rPr>
-          <w:rFonts w:hint="eastAsia"/>
-        </w:rPr>
-        <w:t xml:space="preserve"> </w:t>
-      </w:r>
-      <w:r>
-        <w:rPr>
-          <w:rFonts w:hint="eastAsia"/>
-          <w:b/>
-          <w:bCs/>
-          <w:lang w:eastAsia="zh-HK"/>
-        </w:rPr>
-        <w:t>狀態</w:t>
-      </w:r>
-      <w:r>
-        <w:rPr>
-          <w:rFonts w:hint="eastAsia"/>
-          <w:b/>
-          <w:bCs/>
-          <w:lang w:eastAsia="zh-HK"/>
-        </w:rPr>
-        <w:t>J:</w:t>
-      </w:r>
-      <w:r>
-        <w:rPr>
-          <w:rFonts w:hint="eastAsia"/>
-        </w:rPr>
-        <w:t xml:space="preserve"> </w:t>
-      </w:r>
-      <w:r>
-        <w:rPr>
-          <w:rFonts w:hint="eastAsia"/>
-          <w:b/>
-          <w:bCs/>
-          <w:lang w:eastAsia="zh-HK"/>
-        </w:rPr>
-        <w:t>修改備註</w:t>
-      </w:r>
-    </w:p>
-    <w:p>
-      <w:pPr>
-        <w:ind w:firstLineChars="100" w:firstLine="240"/>
-        <w:rPr>
-          <w:b/>
-          <w:bCs/>
-          <w:lang w:eastAsia="zh-HK"/>
-        </w:rPr>
-      </w:pPr>
-      <w:r>
-        <w:rPr>
-          <w:b/>
-          <w:bCs/>
-          <w:u w:val="single"/>
-          <w:lang w:eastAsia="zh-HK"/>
-        </w:rPr>
-        <w:t>Summary</w:t>
-      </w:r>
-      <w:r>
-        <w:rPr>
-          <w:b/>
-          <w:bCs/>
-          <w:u w:val="single"/>
-          <w:lang w:eastAsia="zh-HK"/>
-        </w:rPr>
-        <w:t>:</w:t>
-      </w:r>
-      <w:r>
-        <w:rPr>
-          <w:b/>
-          <w:bCs/>
-          <w:lang w:eastAsia="zh-HK"/>
-        </w:rPr>
-        <w:t xml:space="preserve"> A:</w:t>
-      </w:r>
-      <w:r>
-        <w:rPr>
-          <w:rFonts w:hint="eastAsia"/>
-          <w:b/>
-          <w:bCs/>
-          <w:lang w:eastAsia="zh-HK"/>
-        </w:rPr>
-        <w:t xml:space="preserve"> </w:t>
-      </w:r>
-      <w:r>
-        <w:rPr>
-          <w:rFonts w:hint="eastAsia"/>
-          <w:b/>
-          <w:bCs/>
-          <w:lang w:eastAsia="zh-HK"/>
-        </w:rPr>
-        <w:t>商品代碼</w:t>
-      </w:r>
-      <w:r>
-        <w:rPr>
-          <w:rFonts w:hint="eastAsia"/>
-          <w:b/>
-          <w:bCs/>
-          <w:lang w:eastAsia="zh-HK"/>
-        </w:rPr>
-        <w:t xml:space="preserve"> B</w:t>
-      </w:r>
-      <w:r>
-        <w:rPr>
-          <w:b/>
-          <w:bCs/>
-          <w:lang w:eastAsia="zh-HK"/>
-        </w:rPr>
-        <w:t>:</w:t>
-      </w:r>
-      <w:r>
-        <w:rPr>
-          <w:rFonts w:hint="eastAsia"/>
-        </w:rPr>
-        <w:t xml:space="preserve"> </w:t>
-      </w:r>
-      <w:r>
-        <w:rPr>
-          <w:rFonts w:hint="eastAsia"/>
-          <w:b/>
-          <w:bCs/>
-          <w:lang w:eastAsia="zh-HK"/>
-        </w:rPr>
-        <w:t>商品名稱</w:t>
-      </w:r>
-      <w:r>
-        <w:rPr>
-          <w:rFonts w:hint="eastAsia"/>
-          <w:b/>
-          <w:bCs/>
-          <w:lang w:eastAsia="zh-HK"/>
-        </w:rPr>
-        <w:t>C</w:t>
-      </w:r>
-      <w:r>
-        <w:rPr>
-          <w:b/>
-          <w:bCs/>
-          <w:lang w:eastAsia="zh-HK"/>
-        </w:rPr>
-        <w:t>:</w:t>
-      </w:r>
-      <w:r>
-        <w:rPr>
-          <w:rFonts w:hint="eastAsia"/>
-          <w:b/>
-          <w:bCs/>
-          <w:lang w:eastAsia="zh-HK"/>
-        </w:rPr>
-        <w:t xml:space="preserve"> </w:t>
-      </w:r>
-      <w:r>
-        <w:rPr>
-          <w:rFonts w:hint="eastAsia"/>
-          <w:b/>
-          <w:bCs/>
-          <w:lang w:eastAsia="zh-HK"/>
-        </w:rPr>
-        <w:t>顏色</w:t>
-      </w:r>
-      <w:r>
-        <w:rPr>
-          <w:rFonts w:hint="eastAsia"/>
-          <w:b/>
-          <w:bCs/>
-          <w:lang w:eastAsia="zh-HK"/>
-        </w:rPr>
-        <w:t>D</w:t>
-      </w:r>
-      <w:r>
-        <w:rPr>
-          <w:b/>
-          <w:bCs/>
-          <w:lang w:eastAsia="zh-HK"/>
-        </w:rPr>
-        <w:t>:</w:t>
-      </w:r>
-      <w:r>
-        <w:rPr>
-          <w:rFonts w:hint="eastAsia"/>
-          <w:b/>
-          <w:bCs/>
-          <w:lang w:eastAsia="zh-HK"/>
-        </w:rPr>
-        <w:t xml:space="preserve"> </w:t>
-      </w:r>
-      <w:r>
-        <w:rPr>
-          <w:rFonts w:hint="eastAsia"/>
-          <w:b/>
-          <w:bCs/>
-          <w:lang w:eastAsia="zh-HK"/>
-        </w:rPr>
-        <w:t>尺寸</w:t>
-      </w:r>
-      <w:r>
-        <w:rPr>
-          <w:rFonts w:hint="eastAsia"/>
-          <w:b/>
-          <w:bCs/>
-          <w:lang w:eastAsia="zh-HK"/>
-        </w:rPr>
-        <w:t>E</w:t>
-      </w:r>
-      <w:r>
-        <w:rPr>
-          <w:b/>
-          <w:bCs/>
-          <w:lang w:eastAsia="zh-HK"/>
-        </w:rPr>
-        <w:t>:</w:t>
-      </w:r>
-      <w:r>
-        <w:rPr>
-          <w:rFonts w:hint="eastAsia"/>
-          <w:b/>
-          <w:bCs/>
-          <w:lang w:eastAsia="zh-HK"/>
-        </w:rPr>
-        <w:t xml:space="preserve"> </w:t>
-      </w:r>
-      <w:r>
-        <w:rPr>
-          <w:rFonts w:hint="eastAsia"/>
-          <w:b/>
-          <w:bCs/>
-          <w:lang w:eastAsia="zh-HK"/>
-        </w:rPr>
-        <w:t>訂購總數</w:t>
-      </w:r>
-      <w:r>
-        <w:rPr>
-          <w:rFonts w:hint="eastAsia"/>
-          <w:b/>
-          <w:bCs/>
-          <w:lang w:eastAsia="zh-HK"/>
-        </w:rPr>
-        <w:t>F</w:t>
-      </w:r>
-      <w:r>
-        <w:rPr>
-          <w:b/>
-          <w:bCs/>
-          <w:lang w:eastAsia="zh-HK"/>
-        </w:rPr>
-        <w:t>:</w:t>
-      </w:r>
-      <w:r>
-        <w:rPr>
-          <w:rFonts w:hint="eastAsia"/>
-        </w:rPr>
-        <w:t xml:space="preserve"> </w:t>
-      </w:r>
-      <w:r>
-        <w:rPr>
-          <w:rFonts w:hint="eastAsia"/>
-          <w:b/>
-          <w:bCs/>
-          <w:lang w:eastAsia="zh-HK"/>
-        </w:rPr>
-        <w:t>已到貨</w:t>
-      </w:r>
-      <w:r>
-        <w:rPr>
-          <w:rFonts w:hint="eastAsia"/>
-          <w:b/>
-          <w:bCs/>
-          <w:lang w:eastAsia="zh-HK"/>
-        </w:rPr>
-        <w:t>G</w:t>
-      </w:r>
-      <w:r>
-        <w:rPr>
-          <w:b/>
-          <w:bCs/>
-          <w:lang w:eastAsia="zh-HK"/>
-        </w:rPr>
-        <w:t>:</w:t>
-      </w:r>
-      <w:r>
-        <w:rPr>
-          <w:rFonts w:hint="eastAsia"/>
-          <w:b/>
-          <w:bCs/>
-          <w:lang w:eastAsia="zh-HK"/>
-        </w:rPr>
-        <w:t xml:space="preserve"> </w:t>
-      </w:r>
-      <w:r>
-        <w:rPr>
-          <w:rFonts w:hint="eastAsia"/>
-          <w:b/>
-          <w:bCs/>
-          <w:lang w:eastAsia="zh-HK"/>
-        </w:rPr>
-        <w:t>未到貨</w:t>
-      </w:r>
-      <w:r>
-        <w:rPr>
-          <w:rFonts w:hint="eastAsia"/>
-          <w:b/>
-          <w:bCs/>
-          <w:lang w:eastAsia="zh-HK"/>
-        </w:rPr>
-        <w:t>H:</w:t>
-      </w:r>
-      <w:r>
-        <w:rPr>
-          <w:rFonts w:hint="eastAsia"/>
-        </w:rPr>
-        <w:t xml:space="preserve"> </w:t>
-      </w:r>
-      <w:r>
-        <w:rPr>
-          <w:rFonts w:hint="eastAsia"/>
-          <w:b/>
-          <w:bCs/>
-          <w:lang w:eastAsia="zh-HK"/>
-        </w:rPr>
-        <w:t>成本</w:t>
-      </w:r>
-      <w:r>
-        <w:rPr>
-          <w:rFonts w:hint="eastAsia"/>
-          <w:b/>
-          <w:bCs/>
-          <w:lang w:eastAsia="zh-HK"/>
-        </w:rPr>
-        <w:t>I:</w:t>
-      </w:r>
-      <w:r>
-        <w:rPr>
-          <w:rFonts w:hint="eastAsia"/>
-        </w:rPr>
-        <w:t xml:space="preserve"> </w:t>
-      </w:r>
-      <w:r>
-        <w:rPr>
-          <w:rFonts w:hint="eastAsia"/>
-          <w:b/>
-          <w:bCs/>
-          <w:lang w:eastAsia="zh-HK"/>
-        </w:rPr>
-        <w:t>小計成本</w:t>
-      </w:r>
-      <w:r>
-        <w:rPr>
-          <w:rFonts w:hint="eastAsia"/>
-          <w:b/>
-          <w:bCs/>
-          <w:lang w:eastAsia="zh-HK"/>
-        </w:rPr>
-        <w:t>J:</w:t>
-      </w:r>
-      <w:r>
-        <w:rPr>
-          <w:rFonts w:hint="eastAsia"/>
-        </w:rPr>
-        <w:t xml:space="preserve"> </w:t>
-      </w:r>
-      <w:r>
-        <w:rPr>
-          <w:rFonts w:hint="eastAsia"/>
-          <w:b/>
-          <w:bCs/>
-          <w:lang w:eastAsia="zh-HK"/>
-        </w:rPr>
-        <w:t>訂購日期</w:t>
-      </w:r>
-      <w:r>
-        <w:rPr>
-          <w:rFonts w:hint="eastAsia"/>
-          <w:b/>
-          <w:bCs/>
-          <w:lang w:eastAsia="zh-HK"/>
-        </w:rPr>
-        <w:t>K</w:t>
-      </w:r>
-      <w:r>
-        <w:rPr>
-          <w:b/>
-          <w:bCs/>
-          <w:lang w:eastAsia="zh-HK"/>
-        </w:rPr>
-        <w:t>:</w:t>
-      </w:r>
-      <w:r>
-        <w:rPr>
-          <w:rFonts w:hint="eastAsia"/>
-        </w:rPr>
-        <w:t xml:space="preserve"> </w:t>
-      </w:r>
-      <w:r>
-        <w:rPr>
-          <w:rFonts w:hint="eastAsia"/>
-          <w:b/>
-          <w:bCs/>
-          <w:lang w:eastAsia="zh-HK"/>
-        </w:rPr>
-        <w:t>廠商備註</w:t>
-      </w:r>
-    </w:p>
-    <w:p>
-      <w:pPr>
-        <w:ind w:firstLineChars="100" w:firstLine="240"/>
-        <w:rPr>
-          <w:b/>
-          <w:bCs/>
-          <w:lang w:eastAsia="zh-HK"/>
-        </w:rPr>
-      </w:pPr>
-      <w:r>
-        <w:rPr>
-          <w:b/>
-          <w:bCs/>
-          <w:u w:val="single"/>
-          <w:lang w:eastAsia="zh-HK"/>
-        </w:rPr>
-        <w:t>VendorOrder</w:t>
-      </w:r>
-      <w:r>
-        <w:rPr>
-          <w:b/>
-          <w:bCs/>
-          <w:u w:val="single"/>
-          <w:lang w:eastAsia="zh-HK"/>
-        </w:rPr>
-        <w:t>:</w:t>
-      </w:r>
-      <w:r>
-        <w:rPr>
-          <w:b/>
-          <w:bCs/>
-          <w:lang w:eastAsia="zh-HK"/>
-        </w:rPr>
-        <w:t xml:space="preserve"> A:</w:t>
-      </w:r>
-      <w:r>
-        <w:rPr>
-          <w:rFonts w:hint="eastAsia"/>
-          <w:b/>
-          <w:bCs/>
-          <w:lang w:eastAsia="zh-HK"/>
-        </w:rPr>
-        <w:t xml:space="preserve"> </w:t>
-      </w:r>
-      <w:r>
-        <w:rPr>
-          <w:rFonts w:hint="eastAsia"/>
-          <w:b/>
-          <w:bCs/>
-          <w:lang w:eastAsia="zh-HK"/>
-        </w:rPr>
-        <w:t>商品代碼</w:t>
-      </w:r>
-      <w:r>
-        <w:rPr>
-          <w:rFonts w:hint="eastAsia"/>
-          <w:b/>
-          <w:bCs/>
-          <w:lang w:eastAsia="zh-HK"/>
-        </w:rPr>
-        <w:t xml:space="preserve"> B</w:t>
-      </w:r>
-      <w:r>
-        <w:rPr>
-          <w:b/>
-          <w:bCs/>
-          <w:lang w:eastAsia="zh-HK"/>
-        </w:rPr>
-        <w:t>:</w:t>
-      </w:r>
-      <w:r>
-        <w:rPr>
-          <w:rFonts w:hint="eastAsia"/>
-        </w:rPr>
-        <w:t xml:space="preserve"> </w:t>
-      </w:r>
-      <w:r>
-        <w:rPr>
-          <w:rFonts w:hint="eastAsia"/>
-          <w:b/>
-          <w:bCs/>
-          <w:lang w:eastAsia="zh-HK"/>
-        </w:rPr>
-        <w:t>商品名稱</w:t>
-      </w:r>
-      <w:r>
-        <w:rPr>
-          <w:rFonts w:hint="eastAsia"/>
-          <w:b/>
-          <w:bCs/>
-          <w:lang w:eastAsia="zh-HK"/>
-        </w:rPr>
-        <w:t>C</w:t>
-      </w:r>
-      <w:r>
-        <w:rPr>
-          <w:b/>
-          <w:bCs/>
-          <w:lang w:eastAsia="zh-HK"/>
-        </w:rPr>
-        <w:t>:</w:t>
-      </w:r>
-      <w:r>
-        <w:rPr>
-          <w:rFonts w:hint="eastAsia"/>
-          <w:b/>
-          <w:bCs/>
-          <w:lang w:eastAsia="zh-HK"/>
-        </w:rPr>
-        <w:t xml:space="preserve"> </w:t>
-      </w:r>
-      <w:r>
-        <w:rPr>
-          <w:rFonts w:hint="eastAsia"/>
-          <w:b/>
-          <w:bCs/>
-          <w:lang w:eastAsia="zh-HK"/>
-        </w:rPr>
-        <w:t>顏色</w:t>
-      </w:r>
-      <w:r>
-        <w:rPr>
-          <w:rFonts w:hint="eastAsia"/>
-          <w:b/>
-          <w:bCs/>
-          <w:lang w:eastAsia="zh-HK"/>
-        </w:rPr>
-        <w:t>D</w:t>
-      </w:r>
-      <w:r>
-        <w:rPr>
-          <w:b/>
-          <w:bCs/>
-          <w:lang w:eastAsia="zh-HK"/>
-        </w:rPr>
-        <w:t>:</w:t>
-      </w:r>
-      <w:r>
-        <w:rPr>
-          <w:rFonts w:hint="eastAsia"/>
-          <w:b/>
-          <w:bCs/>
-          <w:lang w:eastAsia="zh-HK"/>
-        </w:rPr>
-        <w:t xml:space="preserve"> </w:t>
-      </w:r>
-      <w:r>
-        <w:rPr>
-          <w:rFonts w:hint="eastAsia"/>
-          <w:b/>
-          <w:bCs/>
-          <w:lang w:eastAsia="zh-HK"/>
-        </w:rPr>
-        <w:t>尺寸</w:t>
-      </w:r>
-      <w:r>
-        <w:rPr>
-          <w:rFonts w:hint="eastAsia"/>
-          <w:b/>
-          <w:bCs/>
-          <w:lang w:eastAsia="zh-HK"/>
-        </w:rPr>
-        <w:t>E</w:t>
-      </w:r>
-      <w:r>
-        <w:rPr>
-          <w:b/>
-          <w:bCs/>
-          <w:lang w:eastAsia="zh-HK"/>
-        </w:rPr>
-        <w:t>:</w:t>
-      </w:r>
-      <w:r>
-        <w:rPr>
-          <w:rFonts w:hint="eastAsia"/>
-          <w:b/>
-          <w:bCs/>
-          <w:lang w:eastAsia="zh-HK"/>
-        </w:rPr>
-        <w:t xml:space="preserve"> </w:t>
-      </w:r>
-      <w:r>
-        <w:rPr>
-          <w:rFonts w:hint="eastAsia"/>
-          <w:b/>
-          <w:bCs/>
-          <w:lang w:eastAsia="zh-HK"/>
-        </w:rPr>
-        <w:t>訂購總數</w:t>
-      </w:r>
-      <w:r>
-        <w:rPr>
-          <w:rFonts w:hint="eastAsia"/>
-          <w:b/>
-          <w:bCs/>
-          <w:lang w:eastAsia="zh-HK"/>
-        </w:rPr>
-        <w:t>F</w:t>
-      </w:r>
-      <w:r>
-        <w:rPr>
-          <w:b/>
-          <w:bCs/>
-          <w:lang w:eastAsia="zh-HK"/>
-        </w:rPr>
-        <w:t>:</w:t>
-      </w:r>
-      <w:r>
-        <w:rPr>
-          <w:rFonts w:hint="eastAsia"/>
-        </w:rPr>
-        <w:t xml:space="preserve"> </w:t>
-      </w:r>
-      <w:r>
-        <w:rPr>
-          <w:rFonts w:hint="eastAsia"/>
-          <w:b/>
-          <w:bCs/>
-          <w:lang w:eastAsia="zh-HK"/>
-        </w:rPr>
-        <w:t>到貨數量</w:t>
-      </w:r>
-    </w:p>
-    <w:p>
-      <w:pPr>
-        <w:ind w:firstLine="240"/>
-        <w:rPr>
-          <w:b/>
-          <w:bCs/>
-          <w:lang w:eastAsia="zh-HK"/>
-        </w:rPr>
-      </w:pPr>
-      <w:r>
-        <w:rPr>
-          <w:rFonts w:hint="eastAsia"/>
-          <w:b/>
-          <w:bCs/>
-          <w:lang w:eastAsia="zh-HK"/>
-        </w:rPr>
-        <w:t>3)</w:t>
-      </w:r>
-      <w:r>
-        <w:rPr>
-          <w:rFonts w:hint="eastAsia"/>
-          <w:b/>
-          <w:bCs/>
-          <w:lang w:eastAsia="zh-HK"/>
-        </w:rPr>
-        <w:t xml:space="preserve"> </w:t>
-      </w:r>
-      <w:r>
-        <w:rPr>
-          <w:rFonts w:hint="eastAsia"/>
-          <w:b/>
-          <w:bCs/>
-          <w:lang w:eastAsia="zh-HK"/>
-        </w:rPr>
-        <w:t>確認後沒問題</w:t>
-      </w:r>
-      <w:r>
-        <w:rPr>
-          <w:rFonts w:hint="eastAsia"/>
-          <w:b/>
-          <w:bCs/>
-          <w:lang w:eastAsia="zh-HK"/>
-        </w:rPr>
-        <w:t>,</w:t>
-      </w:r>
-      <w:r>
-        <w:rPr>
-          <w:rFonts w:hint="eastAsia"/>
-          <w:b/>
-          <w:bCs/>
-          <w:lang w:eastAsia="zh-HK"/>
-        </w:rPr>
-        <w:t>下一步接著做</w:t>
-      </w:r>
-      <w:r>
-        <w:rPr>
-          <w:rFonts w:hint="eastAsia"/>
-          <w:b/>
-          <w:bCs/>
-          <w:lang w:eastAsia="zh-HK"/>
-        </w:rPr>
-        <w:t>1</w:t>
-      </w:r>
-      <w:r>
-        <w:rPr>
-          <w:rFonts w:hint="eastAsia"/>
-          <w:b/>
-          <w:bCs/>
-          <w:lang w:eastAsia="zh-HK"/>
-        </w:rPr>
-        <w:t>跟</w:t>
-      </w:r>
-      <w:r>
-        <w:rPr>
-          <w:rFonts w:hint="eastAsia"/>
-          <w:b/>
-          <w:bCs/>
-          <w:lang w:eastAsia="zh-HK"/>
-        </w:rPr>
-        <w:t>2</w:t>
-      </w:r>
-    </w:p>
-    <w:p>
-      <w:pPr>
-        <w:ind w:firstLineChars="100" w:firstLine="240"/>
-        <w:rPr>
-          <w:b/>
-          <w:bCs/>
-        </w:rPr>
-      </w:pPr>
-      <w:r>
-        <w:rPr>
-          <w:b/>
-          <w:bCs/>
-        </w:rPr>
-        <w:t>1</w:t>
-      </w:r>
-      <w:r>
-        <w:rPr>
-          <w:rFonts w:ascii="Calibri" w:hAnsi="Calibri" w:cs="Calibri"/>
-          <w:b/>
-          <w:bCs/>
-        </w:rPr>
-        <w:t>️</w:t>
-      </w:r>
-      <w:r>
-        <w:rPr>
-          <w:b/>
-          <w:bCs/>
-        </w:rPr>
-        <w:t xml:space="preserve"> </w:t>
-      </w:r>
-      <w:r>
-        <w:rPr>
-          <w:rFonts w:hint="eastAsia"/>
-          <w:b/>
-          <w:bCs/>
-        </w:rPr>
-        <w:t>管理員</w:t>
-      </w:r>
-      <w:r>
-        <w:rPr>
-          <w:b/>
-          <w:bCs/>
-        </w:rPr>
-        <w:t xml:space="preserve"> LIFF </w:t>
-      </w:r>
-      <w:r>
-        <w:rPr>
-          <w:rFonts w:hint="eastAsia"/>
-          <w:b/>
-          <w:bCs/>
-        </w:rPr>
-        <w:t>首頁（入口選單）</w:t>
-      </w:r>
-    </w:p>
-    <w:p>
-      <w:pPr>
-        <w:ind w:firstLineChars="100" w:firstLine="240"/>
-        <w:rPr>
-          <w:b/>
-          <w:bCs/>
-        </w:rPr>
-      </w:pPr>
-      <w:r>
-        <w:rPr>
-          <w:b/>
-          <w:bCs/>
-        </w:rPr>
-        <w:t>2</w:t>
-      </w:r>
-      <w:r>
-        <w:rPr>
-          <w:rFonts w:ascii="Calibri" w:hAnsi="Calibri" w:cs="Calibri"/>
-          <w:b/>
-          <w:bCs/>
-        </w:rPr>
-        <w:t>️</w:t>
-      </w:r>
-      <w:r>
-        <w:rPr>
-          <w:rFonts w:ascii="MS Gothic" w:hAnsi="MS Gothic" w:cs="MS Gothic"/>
-          <w:b/>
-          <w:bCs/>
-        </w:rPr>
-        <w:t xml:space="preserve"> </w:t>
-      </w:r>
-      <w:r>
-        <w:rPr>
-          <w:rFonts w:hint="eastAsia"/>
-          <w:b/>
-          <w:bCs/>
-        </w:rPr>
-        <w:t>買家</w:t>
-      </w:r>
-      <w:r>
-        <w:rPr>
-          <w:b/>
-          <w:bCs/>
-        </w:rPr>
-        <w:t xml:space="preserve"> LIFF </w:t>
-      </w:r>
-      <w:r>
-        <w:rPr>
-          <w:rFonts w:hint="eastAsia"/>
-          <w:b/>
-          <w:bCs/>
-        </w:rPr>
-        <w:t>下單頁（完全不用</w:t>
-      </w:r>
-      <w:r>
-        <w:rPr>
-          <w:b/>
-          <w:bCs/>
-        </w:rPr>
-        <w:t xml:space="preserve"> Sheet</w:t>
-      </w:r>
-      <w:r>
-        <w:rPr>
-          <w:rFonts w:hint="eastAsia"/>
-          <w:b/>
-          <w:bCs/>
-        </w:rPr>
-        <w:t>）</w:t>
-      </w:r>
-    </w:p>
-    <w:p>
-      <w:pPr>
-        <w:ind w:firstLine="240"/>
-        <w:rPr>
-          <w:b/>
-          <w:bCs/>
-        </w:rPr>
-      </w:pPr>
-      <w:r>
-        <w:rPr>
-          <w:b/>
-          <w:bCs/>
-        </w:rPr>
-        <w:t>1.</w:t>
-      </w:r>
-      <w:r>
-        <w:rPr>
-          <w:b/>
-          <w:bCs/>
-        </w:rPr>
-        <w:t xml:space="preserve"> </w:t>
-      </w:r>
-      <w:r>
-        <w:rPr>
-          <w:b/>
-          <w:bCs/>
-        </w:rPr>
-        <w:t>管理員</w:t>
-      </w:r>
-      <w:r>
-        <w:rPr>
-          <w:b/>
-          <w:bCs/>
-        </w:rPr>
-        <w:t xml:space="preserve"> LIFF </w:t>
-      </w:r>
-      <w:r>
-        <w:rPr>
-          <w:b/>
-          <w:bCs/>
-        </w:rPr>
-        <w:t>首頁（入口選單）</w:t>
-      </w:r>
-    </w:p>
-    <w:p>
-      <w:pPr>
-        <w:numPr>
-          <w:ilvl w:val="0"/>
-          <w:numId w:val="5"/>
-        </w:numPr>
-        <w:ind w:firstLineChars="100" w:firstLine="240"/>
-        <w:rPr>
-          <w:b/>
-          <w:bCs/>
-        </w:rPr>
-      </w:pPr>
-      <w:r>
-        <w:rPr>
-          <w:rFonts w:hint="eastAsia"/>
-          <w:b/>
-          <w:bCs/>
-          <w:lang w:eastAsia="zh-HK"/>
-        </w:rPr>
-        <w:t>商品上架</w:t>
-      </w:r>
-      <w:r>
-        <w:rPr>
-          <w:rFonts w:hint="eastAsia"/>
-          <w:b/>
-          <w:bCs/>
-          <w:lang w:eastAsia="zh-HK"/>
-        </w:rPr>
-        <w:t xml:space="preserve"> (</w:t>
-      </w:r>
-      <w:r>
-        <w:rPr>
-          <w:b/>
-          <w:bCs/>
-          <w:lang w:eastAsia="zh-HK"/>
-        </w:rPr>
-        <w:t xml:space="preserve">Products </w:t>
-      </w:r>
-      <w:r>
-        <w:rPr>
-          <w:rFonts w:hint="eastAsia"/>
-          <w:b/>
-          <w:bCs/>
-          <w:lang w:eastAsia="zh-HK"/>
-        </w:rPr>
-        <w:t>輸入</w:t>
-      </w:r>
-      <w:r>
-        <w:rPr>
-          <w:rFonts w:hint="eastAsia"/>
-          <w:b/>
-          <w:bCs/>
-          <w:lang w:eastAsia="zh-HK"/>
-        </w:rPr>
-        <w:t>價錢</w:t>
-      </w:r>
-      <w:r>
-        <w:rPr>
-          <w:rFonts w:hint="eastAsia"/>
-          <w:b/>
-          <w:bCs/>
-          <w:lang w:eastAsia="zh-HK"/>
-        </w:rPr>
-        <w:t>,</w:t>
-      </w:r>
-      <w:r>
-        <w:rPr>
-          <w:rFonts w:hint="eastAsia"/>
-          <w:b/>
-          <w:bCs/>
-          <w:lang w:eastAsia="zh-HK"/>
-        </w:rPr>
-        <w:t>結單日</w:t>
-      </w:r>
-      <w:r>
-        <w:rPr>
-          <w:b/>
-          <w:bCs/>
-          <w:lang w:eastAsia="zh-HK"/>
-        </w:rPr>
-        <w:sym w:font="Wingdings" w:char="F0E0"/>
-      </w:r>
-      <w:r>
-        <w:rPr>
-          <w:rFonts w:hint="eastAsia"/>
-          <w:b/>
-          <w:bCs/>
-          <w:lang w:eastAsia="zh-HK"/>
-        </w:rPr>
-        <w:t>希望商品代碼由系統自動產生</w:t>
-      </w:r>
-      <w:r>
-        <w:rPr>
-          <w:rFonts w:hint="eastAsia"/>
-          <w:b/>
-          <w:bCs/>
-          <w:lang w:eastAsia="zh-HK"/>
-        </w:rPr>
-        <w:t>,</w:t>
-      </w:r>
-      <w:r>
-        <w:rPr>
-          <w:rFonts w:hint="eastAsia"/>
-          <w:b/>
-          <w:bCs/>
-          <w:lang w:eastAsia="zh-HK"/>
-        </w:rPr>
-        <w:t>版主不用記哪些代碼有打過</w:t>
-      </w:r>
-      <w:r>
-        <w:rPr>
-          <w:rFonts w:hint="eastAsia"/>
-          <w:b/>
-          <w:bCs/>
-          <w:lang w:eastAsia="zh-HK"/>
-        </w:rPr>
-        <w:t>)</w:t>
-      </w:r>
-    </w:p>
-    <w:p>
-      <w:pPr>
-        <w:numPr>
-          <w:ilvl w:val="0"/>
-          <w:numId w:val="5"/>
-        </w:numPr>
-        <w:ind w:firstLineChars="100" w:firstLine="240"/>
-        <w:rPr>
-          <w:b/>
-          <w:bCs/>
-        </w:rPr>
-      </w:pPr>
-      <w:r>
-        <w:rPr>
-          <w:rFonts w:hint="eastAsia"/>
-          <w:b/>
-          <w:bCs/>
-        </w:rPr>
-        <w:t>查詢</w:t>
-      </w:r>
-      <w:r>
-        <w:rPr>
-          <w:rFonts w:hint="eastAsia"/>
-          <w:b/>
-          <w:bCs/>
-        </w:rPr>
-        <w:t xml:space="preserve"> </w:t>
-      </w:r>
-      <w:r>
-        <w:rPr>
-          <w:rFonts w:hint="eastAsia"/>
-          <w:b/>
-          <w:bCs/>
-        </w:rPr>
-        <w:t>(</w:t>
-      </w:r>
-      <w:r>
-        <w:rPr>
-          <w:rFonts w:hint="eastAsia"/>
-          <w:b/>
-          <w:bCs/>
-        </w:rPr>
-        <w:t>本次發貨清單</w:t>
-      </w:r>
-      <w:r>
-        <w:rPr>
-          <w:rFonts w:hint="eastAsia"/>
-          <w:b/>
-          <w:bCs/>
-        </w:rPr>
-        <w:t xml:space="preserve">/ </w:t>
-      </w:r>
-      <w:r>
-        <w:rPr>
-          <w:rFonts w:hint="eastAsia"/>
-          <w:b/>
-          <w:bCs/>
-        </w:rPr>
-        <w:t>刪除</w:t>
-      </w:r>
-      <w:r>
-        <w:rPr>
-          <w:rFonts w:hint="eastAsia"/>
-          <w:b/>
-          <w:bCs/>
-          <w:lang w:eastAsia="zh-HK"/>
-        </w:rPr>
-        <w:t>買家錯訂訂單</w:t>
-      </w:r>
-      <w:r>
-        <w:rPr>
-          <w:rFonts w:hint="eastAsia"/>
-          <w:b/>
-          <w:bCs/>
-        </w:rPr>
-        <w:t xml:space="preserve"> / </w:t>
-      </w:r>
-      <w:r>
-        <w:rPr>
-          <w:rFonts w:hint="eastAsia"/>
-          <w:b/>
-          <w:bCs/>
-          <w:lang w:eastAsia="zh-HK"/>
-        </w:rPr>
-        <w:t>斷貨商品勾選</w:t>
-      </w:r>
-      <w:r>
-        <w:rPr>
-          <w:rFonts w:hint="eastAsia"/>
-          <w:b/>
-          <w:bCs/>
-          <w:lang w:eastAsia="zh-HK"/>
-        </w:rPr>
-        <w:t>(</w:t>
-      </w:r>
-      <w:r>
-        <w:rPr>
-          <w:rFonts w:hint="eastAsia"/>
-          <w:b/>
-          <w:bCs/>
-          <w:lang w:eastAsia="zh-HK"/>
-        </w:rPr>
-        <w:t>自動回覆已訂買家</w:t>
-      </w:r>
-      <w:r>
-        <w:rPr>
-          <w:rFonts w:hint="eastAsia"/>
-          <w:b/>
-          <w:bCs/>
-          <w:lang w:eastAsia="zh-HK"/>
-        </w:rPr>
-        <w:t>)</w:t>
-      </w:r>
-    </w:p>
-    <w:p>
-      <w:pPr>
-        <w:numPr>
-          <w:ilvl w:val="0"/>
-          <w:numId w:val="5"/>
-        </w:numPr>
-        <w:ind w:firstLineChars="100" w:firstLine="240"/>
-        <w:rPr>
-          <w:b/>
-          <w:bCs/>
-        </w:rPr>
-      </w:pPr>
-      <w:r>
-        <w:rPr>
-          <w:rFonts w:hint="eastAsia"/>
-          <w:b/>
-          <w:bCs/>
-          <w:lang w:eastAsia="zh-HK"/>
-        </w:rPr>
-        <w:t>到貨</w:t>
-      </w:r>
-      <w:r>
-        <w:rPr>
-          <w:b/>
-          <w:bCs/>
-          <w:lang w:eastAsia="zh-HK"/>
-        </w:rPr>
-        <w:sym w:font="Wingdings" w:char="F0E0"/>
-      </w:r>
-      <w:r>
-        <w:rPr>
-          <w:b/>
-          <w:bCs/>
-        </w:rPr>
-        <w:t>廠商到貨後</w:t>
-      </w:r>
-      <w:r>
-        <w:rPr>
-          <w:b/>
-          <w:bCs/>
-        </w:rPr>
-        <w:t xml:space="preserve"> → </w:t>
-      </w:r>
-      <w:r>
-        <w:rPr>
-          <w:b/>
-          <w:bCs/>
-        </w:rPr>
-        <w:t>點貨</w:t>
-      </w:r>
-      <w:r>
-        <w:rPr>
-          <w:b/>
-          <w:bCs/>
-        </w:rPr>
-        <w:t>(</w:t>
-      </w:r>
-      <w:r>
-        <w:rPr>
-          <w:b/>
-          <w:bCs/>
-          <w:lang w:eastAsia="zh-HK"/>
-        </w:rPr>
-        <w:t>勾選實際到貨數量</w:t>
-      </w:r>
-      <w:r>
-        <w:rPr>
-          <w:rFonts w:hint="eastAsia"/>
-          <w:b/>
-          <w:bCs/>
-          <w:lang w:eastAsia="zh-HK"/>
-        </w:rPr>
-        <w:t>單</w:t>
-      </w:r>
-      <w:r>
-        <w:rPr>
-          <w:rFonts w:hint="eastAsia"/>
-          <w:b/>
-          <w:bCs/>
-          <w:lang w:eastAsia="zh-HK"/>
-        </w:rPr>
-        <w:t>)</w:t>
-      </w:r>
-      <w:r>
-        <w:rPr>
-          <w:b/>
-          <w:bCs/>
-          <w:lang w:eastAsia="zh-HK"/>
-        </w:rPr>
-        <w:sym w:font="Wingdings" w:char="F0E0"/>
-      </w:r>
-      <w:r>
-        <w:rPr>
-          <w:rFonts w:hint="eastAsia"/>
-          <w:b/>
-          <w:bCs/>
-          <w:lang w:eastAsia="zh-HK"/>
-        </w:rPr>
-        <w:t>一鍵清除已到貨商品</w:t>
-      </w:r>
-    </w:p>
-    <w:p>
-      <w:pPr>
-        <w:numPr>
-          <w:ilvl w:val="0"/>
-          <w:numId w:val="5"/>
-        </w:numPr>
-        <w:ind w:firstLineChars="100" w:firstLine="240"/>
-        <w:rPr>
-          <w:b/>
-          <w:bCs/>
-        </w:rPr>
-      </w:pPr>
-      <w:r>
-        <w:rPr>
-          <w:rFonts w:hint="eastAsia"/>
-          <w:b/>
-          <w:bCs/>
-          <w:lang w:eastAsia="zh-HK"/>
-        </w:rPr>
-        <w:t>發貨</w:t>
-      </w:r>
-      <w:r>
-        <w:rPr>
-          <w:b/>
-          <w:bCs/>
-          <w:lang w:eastAsia="zh-HK"/>
-        </w:rPr>
-        <w:sym w:font="Wingdings" w:char="F0E0"/>
-      </w:r>
-      <w:r>
-        <w:rPr>
-          <w:b/>
-          <w:bCs/>
-        </w:rPr>
-        <w:t xml:space="preserve"> PDF</w:t>
-      </w:r>
-      <w:r>
-        <w:rPr>
-          <w:b/>
-          <w:bCs/>
-        </w:rPr>
-        <w:t xml:space="preserve"> </w:t>
-      </w:r>
-      <w:r>
-        <w:rPr>
-          <w:rFonts w:hint="eastAsia"/>
-          <w:b/>
-          <w:bCs/>
-          <w:lang w:eastAsia="zh-HK"/>
-        </w:rPr>
-        <w:t>列印發貨清單小紙張</w:t>
-      </w:r>
-      <w:r>
-        <w:rPr>
-          <w:rFonts w:hint="eastAsia"/>
-          <w:b/>
-          <w:bCs/>
-          <w:lang w:eastAsia="zh-HK"/>
-        </w:rPr>
-        <w:t>(</w:t>
-      </w:r>
-      <w:r>
-        <w:rPr>
-          <w:rFonts w:hint="eastAsia"/>
-          <w:b/>
-          <w:bCs/>
-          <w:lang w:eastAsia="zh-HK"/>
-        </w:rPr>
-        <w:t>買家訂購商品明細</w:t>
-      </w:r>
-      <w:r>
-        <w:rPr>
-          <w:rFonts w:hint="eastAsia"/>
-          <w:b/>
-          <w:bCs/>
-          <w:lang w:eastAsia="zh-HK"/>
-        </w:rPr>
-        <w:t>)</w:t>
-      </w:r>
-    </w:p>
-    <w:p>
-      <w:pPr>
-        <w:numPr>
-          <w:ilvl w:val="0"/>
-          <w:numId w:val="5"/>
-        </w:numPr>
-        <w:ind w:firstLineChars="100" w:firstLine="240"/>
-        <w:rPr>
-          <w:b/>
-          <w:bCs/>
-        </w:rPr>
-      </w:pPr>
-      <w:r>
-        <w:rPr>
-          <w:rFonts w:hint="eastAsia"/>
-          <w:b/>
-          <w:bCs/>
-          <w:lang w:eastAsia="zh-HK"/>
-        </w:rPr>
-        <w:t>對廠商</w:t>
-      </w:r>
-      <w:r>
-        <w:rPr>
-          <w:b/>
-          <w:bCs/>
-          <w:lang w:eastAsia="zh-HK"/>
-        </w:rPr>
-        <w:sym w:font="Wingdings" w:char="F0E0"/>
-      </w:r>
-      <w:r>
-        <w:rPr>
-          <w:rFonts w:hint="eastAsia"/>
-          <w:b/>
-          <w:bCs/>
-          <w:lang w:eastAsia="zh-HK"/>
-        </w:rPr>
-        <w:t>輸入成本</w:t>
-      </w:r>
-      <w:r>
-        <w:rPr>
-          <w:rFonts w:hint="eastAsia"/>
-          <w:b/>
-          <w:bCs/>
-          <w:lang w:eastAsia="zh-HK"/>
-        </w:rPr>
-        <w:t>,</w:t>
-      </w:r>
-      <w:r>
-        <w:rPr>
-          <w:rFonts w:hint="eastAsia"/>
-          <w:b/>
-          <w:bCs/>
-          <w:lang w:eastAsia="zh-HK"/>
-        </w:rPr>
-        <w:t>訂購數量</w:t>
-      </w:r>
-      <w:r>
-        <w:rPr>
-          <w:rFonts w:hint="eastAsia"/>
-          <w:b/>
-          <w:bCs/>
-          <w:lang w:eastAsia="zh-HK"/>
-        </w:rPr>
-        <w:t>,</w:t>
-      </w:r>
-      <w:r>
-        <w:rPr>
-          <w:rFonts w:hint="eastAsia"/>
-          <w:b/>
-          <w:bCs/>
-          <w:lang w:eastAsia="zh-HK"/>
-        </w:rPr>
-        <w:t>訂購日期</w:t>
-      </w:r>
-      <w:r>
-        <w:rPr>
-          <w:b/>
-          <w:bCs/>
-          <w:lang w:eastAsia="zh-HK"/>
-        </w:rPr>
-        <w:t>…</w:t>
-      </w:r>
-      <w:r>
-        <w:rPr>
-          <w:rFonts w:hint="eastAsia"/>
-          <w:b/>
-          <w:bCs/>
-          <w:lang w:eastAsia="zh-HK"/>
-        </w:rPr>
-        <w:t>.</w:t>
-      </w:r>
-      <w:r>
-        <w:rPr>
-          <w:rFonts w:hint="eastAsia"/>
-          <w:b/>
-          <w:bCs/>
-          <w:lang w:eastAsia="zh-HK"/>
-        </w:rPr>
-        <w:t xml:space="preserve"> </w:t>
-      </w:r>
-      <w:r>
-        <w:rPr>
-          <w:rFonts w:hint="eastAsia"/>
-          <w:b/>
-          <w:bCs/>
-          <w:lang w:eastAsia="zh-HK"/>
-        </w:rPr>
-        <w:t>可視化列表操作</w:t>
-      </w:r>
-    </w:p>
-    <w:p>
-      <w:pPr>
-        <w:ind w:firstLineChars="100" w:firstLine="240"/>
-        <w:rPr>
-          <w:b/>
-          <w:bCs/>
-        </w:rPr>
-      </w:pPr>
-      <w:r>
-        <w:rPr>
-          <w:b/>
-          <w:bCs/>
-        </w:rPr>
-        <w:t>2</w:t>
-      </w:r>
-      <w:r>
-        <w:rPr>
-          <w:b/>
-          <w:bCs/>
-        </w:rPr>
-        <w:t>買家</w:t>
-      </w:r>
-      <w:r>
-        <w:rPr>
-          <w:b/>
-          <w:bCs/>
-        </w:rPr>
-        <w:t xml:space="preserve"> LIFF </w:t>
-      </w:r>
-      <w:r>
-        <w:rPr>
-          <w:b/>
-          <w:bCs/>
-        </w:rPr>
-        <w:t>下單頁</w:t>
-      </w:r>
-      <w:r>
-        <w:rPr>
-          <w:rFonts w:hint="eastAsia"/>
-          <w:b/>
-          <w:bCs/>
-        </w:rPr>
-        <w:t>（入口選單）</w:t>
-      </w:r>
-    </w:p>
-    <w:p>
-      <w:pPr>
-        <w:numPr>
-          <w:ilvl w:val="0"/>
-          <w:numId w:val="6"/>
-        </w:numPr>
-        <w:ind w:firstLineChars="100" w:firstLine="240"/>
-        <w:rPr>
-          <w:b/>
-          <w:bCs/>
-        </w:rPr>
-      </w:pPr>
-      <w:r>
-        <w:rPr>
-          <w:rFonts w:hint="eastAsia"/>
-          <w:b/>
-          <w:bCs/>
-        </w:rPr>
-        <w:t>訂購</w:t>
-      </w:r>
-      <w:r>
-        <w:rPr>
-          <w:b/>
-          <w:bCs/>
-        </w:rPr>
-        <w:sym w:font="Wingdings" w:char="F0E0"/>
-      </w:r>
-      <w:r>
-        <w:rPr>
-          <w:rFonts w:hint="eastAsia"/>
-          <w:b/>
-          <w:bCs/>
-        </w:rPr>
-        <w:t>(</w:t>
-      </w:r>
-      <w:r>
-        <w:rPr>
-          <w:rFonts w:hint="eastAsia"/>
-          <w:b/>
-          <w:bCs/>
-        </w:rPr>
-        <w:t>列出未結單商品</w:t>
-      </w:r>
-      <w:r>
-        <w:rPr>
-          <w:rFonts w:hint="eastAsia"/>
-          <w:b/>
-          <w:bCs/>
-          <w:lang w:eastAsia="zh-HK"/>
-        </w:rPr>
-        <w:t>供下單</w:t>
-      </w:r>
-      <w:r>
-        <w:rPr>
-          <w:rFonts w:hint="eastAsia"/>
-          <w:b/>
-          <w:bCs/>
-        </w:rPr>
-        <w:t>)</w:t>
-      </w:r>
-    </w:p>
-    <w:p>
-      <w:pPr>
-        <w:numPr>
-          <w:ilvl w:val="0"/>
-          <w:numId w:val="6"/>
-        </w:numPr>
-        <w:ind w:firstLineChars="100" w:firstLine="240"/>
-        <w:rPr>
-          <w:b/>
-          <w:bCs/>
-        </w:rPr>
-      </w:pPr>
-      <w:r>
-        <w:rPr>
-          <w:rFonts w:hint="eastAsia"/>
-          <w:b/>
-          <w:bCs/>
-        </w:rPr>
-        <w:t>查詢</w:t>
-      </w:r>
-      <w:r>
-        <w:rPr>
-          <w:b/>
-          <w:bCs/>
-        </w:rPr>
-        <w:sym w:font="Wingdings" w:char="F0E0"/>
-      </w:r>
-      <w:r>
-        <w:rPr>
-          <w:rFonts w:hint="eastAsia"/>
-          <w:b/>
-          <w:bCs/>
-        </w:rPr>
-        <w:t>(</w:t>
-      </w:r>
-      <w:r>
-        <w:rPr>
-          <w:rFonts w:hint="eastAsia"/>
-          <w:b/>
-          <w:bCs/>
-        </w:rPr>
-        <w:t>列出已訂未到貨商品</w:t>
-      </w:r>
-      <w:r>
-        <w:rPr>
-          <w:rFonts w:hint="eastAsia"/>
-          <w:b/>
-          <w:bCs/>
-        </w:rPr>
-        <w:t>)</w:t>
-      </w:r>
-    </w:p>
-    <w:p>
-      <w:pPr>
-        <w:rPr>
-          <w:b/>
-          <w:bCs/>
-        </w:rPr>
-      </w:pPr>
-      <w:r>
-        <w:rPr>
-          <w:rFonts w:ascii="Segoe UI Symbol" w:hAnsi="Segoe UI Symbol" w:cs="Segoe UI Symbol"/>
-          <w:b/>
-          <w:bCs/>
-        </w:rPr>
-        <w:t>➕</w:t>
-      </w:r>
-      <w:r>
-        <w:rPr>
-          <w:b/>
-          <w:bCs/>
-        </w:rPr>
-        <w:t xml:space="preserve"> </w:t>
-      </w:r>
-      <w:r>
-        <w:rPr>
-          <w:rFonts w:hint="eastAsia"/>
-          <w:b/>
-          <w:bCs/>
-        </w:rPr>
-        <w:t>商品上架</w:t>
-      </w:r>
-    </w:p>
-    <w:p>
-      <w:pPr>
-        <w:rPr>
-          <w:b/>
-          <w:bCs/>
-          <w:lang w:eastAsia="zh-HK"/>
-        </w:rPr>
-      </w:pPr>
-      <w:r>
-        <w:rPr>
-          <w:rFonts w:hint="eastAsia"/>
-          <w:b/>
-          <w:bCs/>
-          <w:lang w:eastAsia="zh-HK"/>
-        </w:rPr>
-        <w:t>尺寸</w:t>
-      </w:r>
-      <w:r>
-        <w:rPr>
-          <w:rFonts w:hint="eastAsia"/>
-          <w:b/>
-          <w:bCs/>
-          <w:lang w:eastAsia="zh-HK"/>
-        </w:rPr>
-        <w:t>:</w:t>
-      </w:r>
-      <w:r>
-        <w:rPr>
-          <w:b/>
-          <w:bCs/>
-          <w:lang w:eastAsia="zh-HK"/>
-        </w:rPr>
-        <w:t xml:space="preserve"> </w:t>
-      </w:r>
-      <w:r>
-        <w:rPr>
-          <w:rFonts w:hint="eastAsia"/>
-          <w:b/>
-          <w:bCs/>
-          <w:lang w:eastAsia="zh-HK"/>
-        </w:rPr>
-        <w:t>S/M//L/XL/2L/3L/4L</w:t>
-      </w:r>
-      <w:r>
-        <w:rPr>
-          <w:b/>
-          <w:bCs/>
-          <w:lang w:eastAsia="zh-HK"/>
-        </w:rPr>
-        <w:t>/5L</w:t>
-      </w:r>
-      <w:r>
-        <w:rPr>
-          <w:b/>
-          <w:bCs/>
-          <w:lang w:eastAsia="zh-HK"/>
-        </w:rPr>
-        <w:t>/</w:t>
-      </w:r>
-      <w:r>
-        <w:rPr>
-          <w:rFonts w:hint="eastAsia"/>
-          <w:b/>
-          <w:bCs/>
-          <w:lang w:eastAsia="zh-HK"/>
-        </w:rPr>
-        <w:t>小碼</w:t>
-      </w:r>
-      <w:r>
-        <w:rPr>
-          <w:rFonts w:hint="eastAsia"/>
-          <w:b/>
-          <w:bCs/>
-        </w:rPr>
-        <w:t>/</w:t>
-      </w:r>
-      <w:r>
-        <w:rPr>
-          <w:rFonts w:hint="eastAsia"/>
-          <w:b/>
-          <w:bCs/>
-          <w:lang w:eastAsia="zh-HK"/>
-        </w:rPr>
-        <w:t>均碼</w:t>
-      </w:r>
-      <w:r>
-        <w:rPr>
-          <w:rFonts w:hint="eastAsia"/>
-          <w:b/>
-          <w:bCs/>
-        </w:rPr>
-        <w:t>/</w:t>
-      </w:r>
-      <w:r>
-        <w:rPr>
-          <w:rFonts w:hint="eastAsia"/>
-          <w:b/>
-          <w:bCs/>
-          <w:lang w:eastAsia="zh-HK"/>
-        </w:rPr>
-        <w:t>大碼</w:t>
-      </w:r>
-    </w:p>
-    <w:p>
-      <w:pPr>
-        <w:rPr>
-          <w:b/>
-          <w:bCs/>
-          <w:lang w:eastAsia="zh-HK"/>
-        </w:rPr>
-      </w:pPr>
-      <w:r>
-        <w:rPr>
-          <w:rFonts w:hint="eastAsia"/>
-          <w:b/>
-          <w:bCs/>
-          <w:lang w:eastAsia="zh-HK"/>
-        </w:rPr>
-        <w:t>顔色</w:t>
-      </w:r>
-      <w:r>
-        <w:rPr>
-          <w:rFonts w:hint="eastAsia"/>
-          <w:b/>
-          <w:bCs/>
-          <w:lang w:eastAsia="zh-HK"/>
-        </w:rPr>
-        <w:t>:</w:t>
-      </w:r>
-      <w:r>
-        <w:rPr>
-          <w:b/>
-          <w:bCs/>
-          <w:lang w:eastAsia="zh-HK"/>
-        </w:rPr>
-        <w:t xml:space="preserve"> 10-15</w:t>
-      </w:r>
-      <w:r>
-        <w:rPr>
-          <w:rFonts w:hint="eastAsia"/>
-          <w:b/>
-          <w:bCs/>
-          <w:lang w:eastAsia="zh-HK"/>
-        </w:rPr>
-        <w:t>種</w:t>
-      </w:r>
-      <w:r>
-        <w:rPr>
-          <w:rFonts w:hint="eastAsia"/>
-          <w:b/>
-          <w:bCs/>
-          <w:lang w:eastAsia="zh-HK"/>
-        </w:rPr>
-        <w:t>,</w:t>
-      </w:r>
-      <w:r>
-        <w:rPr>
-          <w:rFonts w:hint="eastAsia"/>
-          <w:b/>
-          <w:bCs/>
-          <w:lang w:eastAsia="zh-HK"/>
-        </w:rPr>
-        <w:t>有小熊</w:t>
-      </w:r>
-      <w:r>
-        <w:rPr>
-          <w:rFonts w:hint="eastAsia"/>
-          <w:b/>
-          <w:bCs/>
-        </w:rPr>
-        <w:t>/</w:t>
-      </w:r>
-      <w:r>
-        <w:rPr>
-          <w:rFonts w:hint="eastAsia"/>
-          <w:b/>
-          <w:bCs/>
-          <w:lang w:eastAsia="zh-HK"/>
-        </w:rPr>
-        <w:t>天空</w:t>
-      </w:r>
-      <w:r>
-        <w:rPr>
-          <w:rFonts w:hint="eastAsia"/>
-          <w:b/>
-          <w:bCs/>
-          <w:lang w:eastAsia="zh-HK"/>
-        </w:rPr>
-        <w:t>/</w:t>
-      </w:r>
-      <w:r>
-        <w:rPr>
-          <w:rFonts w:hint="eastAsia"/>
-          <w:b/>
-          <w:bCs/>
-          <w:lang w:eastAsia="zh-HK"/>
-        </w:rPr>
-        <w:t>維尼</w:t>
-      </w:r>
-      <w:r>
-        <w:rPr>
-          <w:rFonts w:hint="eastAsia"/>
-          <w:b/>
-          <w:bCs/>
-          <w:lang w:eastAsia="zh-HK"/>
-        </w:rPr>
-        <w:t>/</w:t>
-      </w:r>
-      <w:r>
-        <w:rPr>
-          <w:rFonts w:hint="eastAsia"/>
-          <w:b/>
-          <w:bCs/>
-          <w:lang w:eastAsia="zh-HK"/>
-        </w:rPr>
-        <w:t>公主</w:t>
-      </w:r>
-      <w:r>
-        <w:rPr>
-          <w:rFonts w:hint="eastAsia"/>
-          <w:b/>
-          <w:bCs/>
-          <w:lang w:eastAsia="zh-HK"/>
-        </w:rPr>
-        <w:t>/</w:t>
-      </w:r>
-      <w:r>
-        <w:rPr>
-          <w:rFonts w:hint="eastAsia"/>
-          <w:b/>
-          <w:bCs/>
-          <w:lang w:eastAsia="zh-HK"/>
-        </w:rPr>
-        <w:t>紅</w:t>
-      </w:r>
-      <w:r>
-        <w:rPr>
-          <w:rFonts w:hint="eastAsia"/>
-          <w:b/>
-          <w:bCs/>
-          <w:lang w:eastAsia="zh-HK"/>
-        </w:rPr>
-        <w:t>/</w:t>
-      </w:r>
-      <w:r>
-        <w:rPr>
-          <w:rFonts w:hint="eastAsia"/>
-          <w:b/>
-          <w:bCs/>
-          <w:lang w:eastAsia="zh-HK"/>
-        </w:rPr>
-        <w:t>橙</w:t>
-      </w:r>
-      <w:r>
-        <w:rPr>
-          <w:rFonts w:hint="eastAsia"/>
-          <w:b/>
-          <w:bCs/>
-          <w:lang w:eastAsia="zh-HK"/>
-        </w:rPr>
-        <w:t>/</w:t>
-      </w:r>
-      <w:r>
-        <w:rPr>
-          <w:rFonts w:hint="eastAsia"/>
-          <w:b/>
-          <w:bCs/>
-          <w:lang w:eastAsia="zh-HK"/>
-        </w:rPr>
-        <w:t>黄</w:t>
-      </w:r>
-      <w:r>
-        <w:rPr>
-          <w:b/>
-          <w:bCs/>
-          <w:lang w:eastAsia="zh-HK"/>
-        </w:rPr>
-        <w:t>……</w:t>
-      </w:r>
-      <w:r>
-        <w:rPr>
-          <w:rFonts w:hint="eastAsia"/>
-          <w:b/>
-          <w:bCs/>
-          <w:lang w:eastAsia="zh-HK"/>
-        </w:rPr>
-        <w:t>..</w:t>
-      </w:r>
-    </w:p>
-    <w:p>
-      <w:pPr>
-        <w:rPr>
-          <w:b/>
-          <w:bCs/>
-        </w:rPr>
-      </w:pPr>
-      <w:r>
-        <w:rPr>
-          <w:rFonts w:hint="eastAsia"/>
-          <w:b/>
-          <w:bCs/>
-        </w:rPr>
-        <w:t>「先做</w:t>
-      </w:r>
-      <w:r>
-        <w:rPr>
-          <w:rFonts w:hint="eastAsia"/>
-          <w:b/>
-          <w:bCs/>
-        </w:rPr>
-        <w:t xml:space="preserve"> 1</w:t>
-      </w:r>
-      <w:r>
-        <w:rPr>
-          <w:rFonts w:hint="eastAsia"/>
-          <w:b/>
-          <w:bCs/>
-        </w:rPr>
-        <w:t>」接著再做</w:t>
-      </w:r>
-      <w:r>
-        <w:rPr>
-          <w:rFonts w:hint="eastAsia"/>
-          <w:b/>
-          <w:bCs/>
-        </w:rPr>
-        <w:t xml:space="preserve"> 2</w:t>
-      </w:r>
-      <w:r>
-        <w:rPr>
-          <w:rFonts w:hint="eastAsia"/>
-          <w:b/>
-          <w:bCs/>
-        </w:rPr>
-        <w:t>」</w:t>
-      </w:r>
-      <w:r>
-        <w:rPr>
-          <w:rFonts w:hint="eastAsia"/>
-          <w:b/>
-          <w:bCs/>
-        </w:rPr>
-        <w:t>,</w:t>
-      </w:r>
-      <w:r>
-        <w:rPr>
-          <w:rFonts w:hint="eastAsia"/>
-          <w:b/>
-          <w:bCs/>
-        </w:rPr>
-        <w:t>一切都以完整貼上存檔</w:t>
-      </w:r>
-    </w:p>
-    <w:p>
-      <w:pPr>
-        <w:rPr>
-          <w:b/>
-          <w:bCs/>
-        </w:rPr>
-      </w:pPr>
     </w:p>
     <w:p>
       <w:pPr>
@@ -12927,7 +10437,7 @@
 </file>
 
 <file path=customXml/itemProps1.xml><?xml version="1.0" encoding="utf-8"?>
-<ds:datastoreItem xmlns:ds="http://schemas.openxmlformats.org/officeDocument/2006/customXml" ds:itemID="{51893F21-1814-4312-82A6-3AA4D747067E}">
+<ds:datastoreItem xmlns:ds="http://schemas.openxmlformats.org/officeDocument/2006/customXml" ds:itemID="{A3AA4731-BD79-43F1-AE5C-86277A3D1CCD}">
   <ds:schemaRefs>
     <ds:schemaRef ds:uri="http://schemas.openxmlformats.org/officeDocument/2006/bibliography"/>
   </ds:schemaRefs>

--- a/1-Final/操作流程.docx
+++ b/1-Final/操作流程.docx
@@ -5876,8 +5876,18 @@
           <w:b/>
           <w:bCs/>
         </w:rPr>
-        <w:t xml:space="preserve">Endpoint URL: https://line-group-buy-bot-api.onrender.com/liff/liff-admin-dispatch.html </w:t>
-      </w:r>
+        <w:t xml:space="preserve">Endpoint URL: </w:t>
+      </w:r>
+      <w:hyperlink r:id="rId20" w:history="1">
+        <w:r>
+          <w:rPr>
+            <w:rStyle w:val="a3"/>
+            <w:b/>
+            <w:bCs/>
+          </w:rPr>
+          <w:t>https://line-group-buy-bot-api.onrender.com/liff/liff-admin-dispatch.html</w:t>
+        </w:r>
+      </w:hyperlink>
     </w:p>
     <w:p>
       <w:pPr>
@@ -5945,164 +5955,146 @@
           <w:b/>
           <w:bCs/>
         </w:rPr>
-        <w:t>Endpoint URL: https://line-group</w:t>
-      </w:r>
-      <w:r>
-        <w:rPr>
-          <w:b/>
-          <w:bCs/>
-        </w:rPr>
-        <w:t>-buy-bot-api.onrender.com/liff/</w:t>
-      </w:r>
-      <w:r>
-        <w:rPr>
-          <w:b/>
-          <w:bCs/>
-        </w:rPr>
-        <w:t>liff-</w:t>
-      </w:r>
-      <w:r>
-        <w:rPr>
-          <w:b/>
-          <w:bCs/>
-        </w:rPr>
-        <w:t>product-detail</w:t>
-      </w:r>
-      <w:r>
-        <w:rPr>
-          <w:b/>
-          <w:bCs/>
-        </w:rPr>
-        <w:t>.</w:t>
-      </w:r>
-      <w:r>
-        <w:rPr>
-          <w:b/>
-          <w:bCs/>
-        </w:rPr>
-        <w:t xml:space="preserve">html </w:t>
-      </w:r>
-      <w:r>
-        <w:rPr>
-          <w:b/>
-          <w:bCs/>
-        </w:rPr>
-        <w:br w:type="page"/>
-      </w:r>
-    </w:p>
-    <w:p>
-      <w:pPr>
-        <w:rPr>
-          <w:b/>
-          <w:bCs/>
-        </w:rPr>
-      </w:pPr>
-    </w:p>
-    <w:p>
-      <w:pPr>
-        <w:rPr>
-          <w:rFonts w:hint="eastAsia"/>
-          <w:b/>
-          <w:bCs/>
-        </w:rPr>
-      </w:pPr>
-      <w:r>
-        <w:rPr>
-          <w:rFonts w:hint="eastAsia"/>
-          <w:b/>
-          <w:bCs/>
-        </w:rPr>
-        <w:t>請執行：</w:t>
-      </w:r>
-    </w:p>
-    <w:p>
-      <w:pPr>
-        <w:rPr>
-          <w:b/>
-          <w:bCs/>
-        </w:rPr>
-      </w:pPr>
-    </w:p>
-    <w:p>
-      <w:pPr>
-        <w:rPr>
-          <w:b/>
-          <w:bCs/>
-        </w:rPr>
-      </w:pPr>
-      <w:r>
-        <w:rPr>
-          <w:b/>
-          <w:bCs/>
-        </w:rPr>
-        <w:t>git add .</w:t>
-      </w:r>
-    </w:p>
-    <w:p>
-      <w:pPr>
-        <w:rPr>
-          <w:b/>
-          <w:bCs/>
-        </w:rPr>
-      </w:pPr>
-    </w:p>
-    <w:p>
-      <w:pPr>
-        <w:rPr>
-          <w:rFonts w:hint="eastAsia"/>
-          <w:b/>
-          <w:bCs/>
-        </w:rPr>
-      </w:pPr>
-      <w:r>
-        <w:rPr>
-          <w:rFonts w:hint="eastAsia"/>
-          <w:b/>
-          <w:bCs/>
-        </w:rPr>
-        <w:t>git commit -m "</w:t>
-      </w:r>
-      <w:r>
-        <w:rPr>
-          <w:rFonts w:hint="eastAsia"/>
-          <w:b/>
-          <w:bCs/>
-        </w:rPr>
-        <w:t>修正下單頁顏色規格拆分邏輯</w:t>
-      </w:r>
-      <w:r>
-        <w:rPr>
-          <w:rFonts w:hint="eastAsia"/>
-          <w:b/>
-          <w:bCs/>
-        </w:rPr>
-        <w:t>"</w:t>
-      </w:r>
-    </w:p>
-    <w:p>
-      <w:pPr>
-        <w:rPr>
-          <w:b/>
-          <w:bCs/>
-        </w:rPr>
-      </w:pPr>
-    </w:p>
-    <w:p>
-      <w:pPr>
-        <w:rPr>
-          <w:b/>
-          <w:bCs/>
-        </w:rPr>
-      </w:pPr>
-      <w:r>
-        <w:rPr>
-          <w:b/>
-          <w:bCs/>
-        </w:rPr>
-        <w:t>git push</w:t>
-      </w:r>
+        <w:t xml:space="preserve">Endpoint URL: </w:t>
+      </w:r>
+      <w:hyperlink r:id="rId21" w:history="1">
+        <w:r>
+          <w:rPr>
+            <w:rStyle w:val="a3"/>
+            <w:b/>
+            <w:bCs/>
+          </w:rPr>
+          <w:t>https://line-group-buy-bot-api.onrender.com/liff/liff-product-detail.html</w:t>
+        </w:r>
+      </w:hyperlink>
+    </w:p>
+    <w:p>
+      <w:pPr>
+        <w:rPr>
+          <w:b/>
+          <w:bCs/>
+        </w:rPr>
+      </w:pPr>
       <w:bookmarkStart w:id="0" w:name="_GoBack"/>
       <w:bookmarkEnd w:id="0"/>
+    </w:p>
+    <w:p>
+      <w:pPr>
+        <w:rPr>
+          <w:b/>
+          <w:bCs/>
+        </w:rPr>
+      </w:pPr>
+    </w:p>
+    <w:p>
+      <w:pPr>
+        <w:rPr>
+          <w:b/>
+          <w:bCs/>
+        </w:rPr>
+      </w:pPr>
+    </w:p>
+    <w:p>
+      <w:pPr>
+        <w:rPr>
+          <w:b/>
+          <w:bCs/>
+        </w:rPr>
+      </w:pPr>
+      <w:r>
+        <w:rPr>
+          <w:rFonts w:hint="eastAsia"/>
+          <w:b/>
+          <w:bCs/>
+        </w:rPr>
+        <w:t>請執行：</w:t>
+      </w:r>
+    </w:p>
+    <w:p>
+      <w:pPr>
+        <w:rPr>
+          <w:b/>
+          <w:bCs/>
+        </w:rPr>
+      </w:pPr>
+    </w:p>
+    <w:p>
+      <w:pPr>
+        <w:rPr>
+          <w:b/>
+          <w:bCs/>
+        </w:rPr>
+      </w:pPr>
+      <w:r>
+        <w:rPr>
+          <w:b/>
+          <w:bCs/>
+        </w:rPr>
+        <w:t>git add .</w:t>
+      </w:r>
+    </w:p>
+    <w:p>
+      <w:pPr>
+        <w:rPr>
+          <w:b/>
+          <w:bCs/>
+        </w:rPr>
+      </w:pPr>
+    </w:p>
+    <w:p>
+      <w:pPr>
+        <w:rPr>
+          <w:b/>
+          <w:bCs/>
+        </w:rPr>
+      </w:pPr>
+      <w:r>
+        <w:rPr>
+          <w:rFonts w:hint="eastAsia"/>
+          <w:b/>
+          <w:bCs/>
+        </w:rPr>
+        <w:t>git commit -m "</w:t>
+      </w:r>
+      <w:r>
+        <w:rPr>
+          <w:rFonts w:hint="eastAsia"/>
+          <w:b/>
+          <w:bCs/>
+        </w:rPr>
+        <w:t>修正下單頁顏色規格拆分邏輯</w:t>
+      </w:r>
+      <w:r>
+        <w:rPr>
+          <w:rFonts w:hint="eastAsia"/>
+          <w:b/>
+          <w:bCs/>
+        </w:rPr>
+        <w:t>"</w:t>
+      </w:r>
+    </w:p>
+    <w:p>
+      <w:pPr>
+        <w:rPr>
+          <w:b/>
+          <w:bCs/>
+        </w:rPr>
+      </w:pPr>
+    </w:p>
+    <w:p>
+      <w:pPr>
+        <w:rPr>
+          <w:b/>
+          <w:bCs/>
+        </w:rPr>
+      </w:pPr>
+      <w:r>
+        <w:rPr>
+          <w:b/>
+          <w:bCs/>
+        </w:rPr>
+        <w:t>git push</w:t>
+      </w:r>
     </w:p>
     <w:p>
       <w:pPr>
@@ -10437,7 +10429,7 @@
 </file>
 
 <file path=customXml/itemProps1.xml><?xml version="1.0" encoding="utf-8"?>
-<ds:datastoreItem xmlns:ds="http://schemas.openxmlformats.org/officeDocument/2006/customXml" ds:itemID="{A3AA4731-BD79-43F1-AE5C-86277A3D1CCD}">
+<ds:datastoreItem xmlns:ds="http://schemas.openxmlformats.org/officeDocument/2006/customXml" ds:itemID="{62ED73BC-2A1C-4BD5-A485-24A695EDF02A}">
   <ds:schemaRefs>
     <ds:schemaRef ds:uri="http://schemas.openxmlformats.org/officeDocument/2006/bibliography"/>
   </ds:schemaRefs>

--- a/1-Final/操作流程.docx
+++ b/1-Final/操作流程.docx
@@ -5878,86 +5878,134 @@
         </w:rPr>
         <w:t xml:space="preserve">Endpoint URL: </w:t>
       </w:r>
+      <w:bookmarkStart w:id="0" w:name="_GoBack"/>
+      <w:bookmarkEnd w:id="0"/>
+      <w:r>
+        <w:rPr>
+          <w:rStyle w:val="a3"/>
+          <w:b/>
+          <w:bCs/>
+        </w:rPr>
+        <w:fldChar w:fldCharType="begin"/>
+      </w:r>
+      <w:r>
+        <w:rPr>
+          <w:rStyle w:val="a3"/>
+          <w:b/>
+          <w:bCs/>
+        </w:rPr>
+        <w:instrText xml:space="preserve"> HYPERLINK "</w:instrText>
+      </w:r>
+      <w:r>
+        <w:rPr>
+          <w:rStyle w:val="a3"/>
+          <w:b/>
+          <w:bCs/>
+        </w:rPr>
+        <w:instrText xml:space="preserve">https://line-group-buy-bot-api.onrender.com/liff/liff-product-list.html </w:instrText>
+      </w:r>
+      <w:r>
+        <w:rPr>
+          <w:rStyle w:val="a3"/>
+          <w:b/>
+          <w:bCs/>
+        </w:rPr>
+        <w:instrText xml:space="preserve">" </w:instrText>
+      </w:r>
+      <w:r>
+        <w:rPr>
+          <w:rStyle w:val="a3"/>
+          <w:b/>
+          <w:bCs/>
+        </w:rPr>
+        <w:fldChar w:fldCharType="separate"/>
+      </w:r>
+      <w:r>
+        <w:rPr>
+          <w:rStyle w:val="a3"/>
+          <w:b/>
+          <w:bCs/>
+        </w:rPr>
+        <w:t xml:space="preserve">https://line-group-buy-bot-api.onrender.com/liff/liff-product-list.html </w:t>
+      </w:r>
+      <w:r>
+        <w:rPr>
+          <w:rStyle w:val="a3"/>
+          <w:b/>
+          <w:bCs/>
+        </w:rPr>
+        <w:fldChar w:fldCharType="end"/>
+      </w:r>
+    </w:p>
+    <w:p>
+      <w:pPr>
+        <w:rPr>
+          <w:b/>
+          <w:bCs/>
+        </w:rPr>
+      </w:pPr>
+      <w:r>
+        <w:rPr>
+          <w:b/>
+          <w:bCs/>
+        </w:rPr>
+        <w:t>12)</w:t>
+      </w:r>
+      <w:r>
+        <w:t xml:space="preserve"> </w:t>
+      </w:r>
+      <w:r>
+        <w:rPr>
+          <w:b/>
+          <w:bCs/>
+        </w:rPr>
+        <w:t>product-detail</w:t>
+      </w:r>
+      <w:r>
+        <w:rPr>
+          <w:b/>
+          <w:bCs/>
+        </w:rPr>
+        <w:t>.</w:t>
+      </w:r>
+      <w:r>
+        <w:rPr>
+          <w:b/>
+          <w:bCs/>
+        </w:rPr>
+        <w:t>html</w:t>
+      </w:r>
+    </w:p>
+    <w:p>
+      <w:pPr>
+        <w:rPr>
+          <w:b/>
+          <w:bCs/>
+        </w:rPr>
+      </w:pPr>
+      <w:r>
+        <w:rPr>
+          <w:b/>
+          <w:bCs/>
+        </w:rPr>
+        <w:t>LIFF ID: 2008857998-qOI2DqCC</w:t>
+      </w:r>
+    </w:p>
+    <w:p>
+      <w:pPr>
+        <w:rPr>
+          <w:b/>
+          <w:bCs/>
+        </w:rPr>
+      </w:pPr>
+      <w:r>
+        <w:rPr>
+          <w:b/>
+          <w:bCs/>
+        </w:rPr>
+        <w:t xml:space="preserve">Endpoint URL: </w:t>
+      </w:r>
       <w:hyperlink r:id="rId20" w:history="1">
-        <w:r>
-          <w:rPr>
-            <w:rStyle w:val="a3"/>
-            <w:b/>
-            <w:bCs/>
-          </w:rPr>
-          <w:t>https://line-group-buy-bot-api.onrender.com/liff/liff-admin-dispatch.html</w:t>
-        </w:r>
-      </w:hyperlink>
-    </w:p>
-    <w:p>
-      <w:pPr>
-        <w:rPr>
-          <w:b/>
-          <w:bCs/>
-        </w:rPr>
-      </w:pPr>
-      <w:r>
-        <w:rPr>
-          <w:b/>
-          <w:bCs/>
-        </w:rPr>
-        <w:t>12)</w:t>
-      </w:r>
-      <w:r>
-        <w:t xml:space="preserve"> </w:t>
-      </w:r>
-      <w:r>
-        <w:rPr>
-          <w:b/>
-          <w:bCs/>
-        </w:rPr>
-        <w:t>product-detail</w:t>
-      </w:r>
-      <w:r>
-        <w:rPr>
-          <w:b/>
-          <w:bCs/>
-        </w:rPr>
-        <w:t>.</w:t>
-      </w:r>
-      <w:r>
-        <w:rPr>
-          <w:b/>
-          <w:bCs/>
-        </w:rPr>
-        <w:t>html</w:t>
-      </w:r>
-    </w:p>
-    <w:p>
-      <w:pPr>
-        <w:rPr>
-          <w:b/>
-          <w:bCs/>
-        </w:rPr>
-      </w:pPr>
-      <w:r>
-        <w:rPr>
-          <w:b/>
-          <w:bCs/>
-        </w:rPr>
-        <w:t>LIFF ID: 2008857998-qOI2DqCC</w:t>
-      </w:r>
-    </w:p>
-    <w:p>
-      <w:pPr>
-        <w:rPr>
-          <w:b/>
-          <w:bCs/>
-        </w:rPr>
-      </w:pPr>
-      <w:r>
-        <w:rPr>
-          <w:b/>
-          <w:bCs/>
-        </w:rPr>
-        <w:t xml:space="preserve">Endpoint URL: </w:t>
-      </w:r>
-      <w:hyperlink r:id="rId21" w:history="1">
         <w:r>
           <w:rPr>
             <w:rStyle w:val="a3"/>
@@ -5975,8 +6023,6 @@
           <w:bCs/>
         </w:rPr>
       </w:pPr>
-      <w:bookmarkStart w:id="0" w:name="_GoBack"/>
-      <w:bookmarkEnd w:id="0"/>
     </w:p>
     <w:p>
       <w:pPr>
@@ -10043,7 +10089,6 @@
   <w:style w:type="character" w:default="1" w:styleId="a0">
     <w:name w:val="Default Paragraph Font"/>
     <w:uiPriority w:val="1"/>
-    <w:semiHidden/>
     <w:unhideWhenUsed/>
   </w:style>
   <w:style w:type="table" w:default="1" w:styleId="a1">
@@ -10429,7 +10474,7 @@
 </file>
 
 <file path=customXml/itemProps1.xml><?xml version="1.0" encoding="utf-8"?>
-<ds:datastoreItem xmlns:ds="http://schemas.openxmlformats.org/officeDocument/2006/customXml" ds:itemID="{62ED73BC-2A1C-4BD5-A485-24A695EDF02A}">
+<ds:datastoreItem xmlns:ds="http://schemas.openxmlformats.org/officeDocument/2006/customXml" ds:itemID="{BC937EA9-EE38-440B-B85E-604AA2AC8342}">
   <ds:schemaRefs>
     <ds:schemaRef ds:uri="http://schemas.openxmlformats.org/officeDocument/2006/bibliography"/>
   </ds:schemaRefs>
